--- a/AV_Aldo_800D_EquipoTechnicalBridge/Fase 1/Evidencias Individuales/Henriquez_Flavio_1.3_APT122_AutoevaluacionFase1.docx
+++ b/AV_Aldo_800D_EquipoTechnicalBridge/Fase 1/Evidencias Individuales/Henriquez_Flavio_1.3_APT122_AutoevaluacionFase1.docx
@@ -541,7 +541,7 @@
             </w:tabs>
             <w:spacing w:line="360" w:lineRule="auto"/>
             <w:rPr>
-              <w:rFonts w:eastAsiaTheme="minorEastAsia"/>
+              <w:rFonts w:ascii="Arial" w:eastAsiaTheme="minorEastAsia" w:hAnsi="Arial" w:cs="Arial"/>
               <w:noProof/>
               <w:lang w:eastAsia="es-CL"/>
             </w:rPr>
@@ -575,6 +575,7 @@
             </w:r>
             <w:r>
               <w:rPr>
+                <w:rFonts w:ascii="Arial" w:hAnsi="Arial" w:cs="Arial"/>
                 <w:noProof/>
                 <w:webHidden/>
               </w:rPr>
@@ -582,6 +583,7 @@
             </w:r>
             <w:r>
               <w:rPr>
+                <w:rFonts w:ascii="Arial" w:hAnsi="Arial" w:cs="Arial"/>
                 <w:noProof/>
                 <w:webHidden/>
               </w:rPr>
@@ -589,6 +591,7 @@
             </w:r>
             <w:r>
               <w:rPr>
+                <w:rFonts w:ascii="Arial" w:hAnsi="Arial" w:cs="Arial"/>
                 <w:noProof/>
                 <w:webHidden/>
               </w:rPr>
@@ -596,12 +599,14 @@
             </w:r>
             <w:r>
               <w:rPr>
+                <w:rFonts w:ascii="Arial" w:hAnsi="Arial" w:cs="Arial"/>
                 <w:noProof/>
                 <w:webHidden/>
               </w:rPr>
             </w:r>
             <w:r>
               <w:rPr>
+                <w:rFonts w:ascii="Arial" w:hAnsi="Arial" w:cs="Arial"/>
                 <w:noProof/>
                 <w:webHidden/>
               </w:rPr>
@@ -609,6 +614,7 @@
             </w:r>
             <w:r>
               <w:rPr>
+                <w:rFonts w:ascii="Arial" w:hAnsi="Arial" w:cs="Arial"/>
                 <w:noProof/>
                 <w:webHidden/>
               </w:rPr>
@@ -616,6 +622,7 @@
             </w:r>
             <w:r>
               <w:rPr>
+                <w:rFonts w:ascii="Arial" w:hAnsi="Arial" w:cs="Arial"/>
                 <w:noProof/>
                 <w:webHidden/>
               </w:rPr>
@@ -631,7 +638,7 @@
             </w:tabs>
             <w:spacing w:line="360" w:lineRule="auto"/>
             <w:rPr>
-              <w:rFonts w:eastAsiaTheme="minorEastAsia"/>
+              <w:rFonts w:ascii="Arial" w:eastAsiaTheme="minorEastAsia" w:hAnsi="Arial" w:cs="Arial"/>
               <w:noProof/>
               <w:lang w:eastAsia="es-CL"/>
             </w:rPr>
@@ -647,6 +654,7 @@
             </w:r>
             <w:r>
               <w:rPr>
+                <w:rFonts w:ascii="Arial" w:hAnsi="Arial" w:cs="Arial"/>
                 <w:noProof/>
                 <w:webHidden/>
               </w:rPr>
@@ -654,6 +662,7 @@
             </w:r>
             <w:r>
               <w:rPr>
+                <w:rFonts w:ascii="Arial" w:hAnsi="Arial" w:cs="Arial"/>
                 <w:noProof/>
                 <w:webHidden/>
               </w:rPr>
@@ -661,6 +670,7 @@
             </w:r>
             <w:r>
               <w:rPr>
+                <w:rFonts w:ascii="Arial" w:hAnsi="Arial" w:cs="Arial"/>
                 <w:noProof/>
                 <w:webHidden/>
               </w:rPr>
@@ -668,12 +678,14 @@
             </w:r>
             <w:r>
               <w:rPr>
+                <w:rFonts w:ascii="Arial" w:hAnsi="Arial" w:cs="Arial"/>
                 <w:noProof/>
                 <w:webHidden/>
               </w:rPr>
             </w:r>
             <w:r>
               <w:rPr>
+                <w:rFonts w:ascii="Arial" w:hAnsi="Arial" w:cs="Arial"/>
                 <w:noProof/>
                 <w:webHidden/>
               </w:rPr>
@@ -681,6 +693,7 @@
             </w:r>
             <w:r>
               <w:rPr>
+                <w:rFonts w:ascii="Arial" w:hAnsi="Arial" w:cs="Arial"/>
                 <w:noProof/>
                 <w:webHidden/>
               </w:rPr>
@@ -688,6 +701,7 @@
             </w:r>
             <w:r>
               <w:rPr>
+                <w:rFonts w:ascii="Arial" w:hAnsi="Arial" w:cs="Arial"/>
                 <w:noProof/>
                 <w:webHidden/>
               </w:rPr>
@@ -703,7 +717,7 @@
             </w:tabs>
             <w:spacing w:line="360" w:lineRule="auto"/>
             <w:rPr>
-              <w:rFonts w:eastAsiaTheme="minorEastAsia"/>
+              <w:rFonts w:ascii="Arial" w:eastAsiaTheme="minorEastAsia" w:hAnsi="Arial" w:cs="Arial"/>
               <w:noProof/>
               <w:lang w:eastAsia="es-CL"/>
             </w:rPr>
@@ -719,6 +733,7 @@
             </w:r>
             <w:r>
               <w:rPr>
+                <w:rFonts w:ascii="Arial" w:hAnsi="Arial" w:cs="Arial"/>
                 <w:noProof/>
                 <w:webHidden/>
               </w:rPr>
@@ -726,6 +741,7 @@
             </w:r>
             <w:r>
               <w:rPr>
+                <w:rFonts w:ascii="Arial" w:hAnsi="Arial" w:cs="Arial"/>
                 <w:noProof/>
                 <w:webHidden/>
               </w:rPr>
@@ -733,6 +749,7 @@
             </w:r>
             <w:r>
               <w:rPr>
+                <w:rFonts w:ascii="Arial" w:hAnsi="Arial" w:cs="Arial"/>
                 <w:noProof/>
                 <w:webHidden/>
               </w:rPr>
@@ -740,12 +757,14 @@
             </w:r>
             <w:r>
               <w:rPr>
+                <w:rFonts w:ascii="Arial" w:hAnsi="Arial" w:cs="Arial"/>
                 <w:noProof/>
                 <w:webHidden/>
               </w:rPr>
             </w:r>
             <w:r>
               <w:rPr>
+                <w:rFonts w:ascii="Arial" w:hAnsi="Arial" w:cs="Arial"/>
                 <w:noProof/>
                 <w:webHidden/>
               </w:rPr>
@@ -753,6 +772,7 @@
             </w:r>
             <w:r>
               <w:rPr>
+                <w:rFonts w:ascii="Arial" w:hAnsi="Arial" w:cs="Arial"/>
                 <w:noProof/>
                 <w:webHidden/>
               </w:rPr>
@@ -760,6 +780,7 @@
             </w:r>
             <w:r>
               <w:rPr>
+                <w:rFonts w:ascii="Arial" w:hAnsi="Arial" w:cs="Arial"/>
                 <w:noProof/>
                 <w:webHidden/>
               </w:rPr>
@@ -775,7 +796,7 @@
             </w:tabs>
             <w:spacing w:line="360" w:lineRule="auto"/>
             <w:rPr>
-              <w:rFonts w:eastAsiaTheme="minorEastAsia"/>
+              <w:rFonts w:ascii="Arial" w:eastAsiaTheme="minorEastAsia" w:hAnsi="Arial" w:cs="Arial"/>
               <w:noProof/>
               <w:lang w:eastAsia="es-CL"/>
             </w:rPr>
@@ -791,6 +812,7 @@
             </w:r>
             <w:r>
               <w:rPr>
+                <w:rFonts w:ascii="Arial" w:hAnsi="Arial" w:cs="Arial"/>
                 <w:noProof/>
                 <w:webHidden/>
               </w:rPr>
@@ -798,6 +820,7 @@
             </w:r>
             <w:r>
               <w:rPr>
+                <w:rFonts w:ascii="Arial" w:hAnsi="Arial" w:cs="Arial"/>
                 <w:noProof/>
                 <w:webHidden/>
               </w:rPr>
@@ -805,6 +828,7 @@
             </w:r>
             <w:r>
               <w:rPr>
+                <w:rFonts w:ascii="Arial" w:hAnsi="Arial" w:cs="Arial"/>
                 <w:noProof/>
                 <w:webHidden/>
               </w:rPr>
@@ -812,12 +836,14 @@
             </w:r>
             <w:r>
               <w:rPr>
+                <w:rFonts w:ascii="Arial" w:hAnsi="Arial" w:cs="Arial"/>
                 <w:noProof/>
                 <w:webHidden/>
               </w:rPr>
             </w:r>
             <w:r>
               <w:rPr>
+                <w:rFonts w:ascii="Arial" w:hAnsi="Arial" w:cs="Arial"/>
                 <w:noProof/>
                 <w:webHidden/>
               </w:rPr>
@@ -825,6 +851,7 @@
             </w:r>
             <w:r>
               <w:rPr>
+                <w:rFonts w:ascii="Arial" w:hAnsi="Arial" w:cs="Arial"/>
                 <w:noProof/>
                 <w:webHidden/>
               </w:rPr>
@@ -832,6 +859,7 @@
             </w:r>
             <w:r>
               <w:rPr>
+                <w:rFonts w:ascii="Arial" w:hAnsi="Arial" w:cs="Arial"/>
                 <w:noProof/>
                 <w:webHidden/>
               </w:rPr>
@@ -847,7 +875,7 @@
             </w:tabs>
             <w:spacing w:line="360" w:lineRule="auto"/>
             <w:rPr>
-              <w:rFonts w:eastAsiaTheme="minorEastAsia"/>
+              <w:rFonts w:ascii="Arial" w:eastAsiaTheme="minorEastAsia" w:hAnsi="Arial" w:cs="Arial"/>
               <w:noProof/>
               <w:lang w:eastAsia="es-CL"/>
             </w:rPr>
@@ -863,6 +891,7 @@
             </w:r>
             <w:r>
               <w:rPr>
+                <w:rFonts w:ascii="Arial" w:hAnsi="Arial" w:cs="Arial"/>
                 <w:noProof/>
                 <w:webHidden/>
               </w:rPr>
@@ -870,6 +899,7 @@
             </w:r>
             <w:r>
               <w:rPr>
+                <w:rFonts w:ascii="Arial" w:hAnsi="Arial" w:cs="Arial"/>
                 <w:noProof/>
                 <w:webHidden/>
               </w:rPr>
@@ -877,6 +907,7 @@
             </w:r>
             <w:r>
               <w:rPr>
+                <w:rFonts w:ascii="Arial" w:hAnsi="Arial" w:cs="Arial"/>
                 <w:noProof/>
                 <w:webHidden/>
               </w:rPr>
@@ -884,12 +915,14 @@
             </w:r>
             <w:r>
               <w:rPr>
+                <w:rFonts w:ascii="Arial" w:hAnsi="Arial" w:cs="Arial"/>
                 <w:noProof/>
                 <w:webHidden/>
               </w:rPr>
             </w:r>
             <w:r>
               <w:rPr>
+                <w:rFonts w:ascii="Arial" w:hAnsi="Arial" w:cs="Arial"/>
                 <w:noProof/>
                 <w:webHidden/>
               </w:rPr>
@@ -897,6 +930,7 @@
             </w:r>
             <w:r>
               <w:rPr>
+                <w:rFonts w:ascii="Arial" w:hAnsi="Arial" w:cs="Arial"/>
                 <w:noProof/>
                 <w:webHidden/>
               </w:rPr>
@@ -904,6 +938,7 @@
             </w:r>
             <w:r>
               <w:rPr>
+                <w:rFonts w:ascii="Arial" w:hAnsi="Arial" w:cs="Arial"/>
                 <w:noProof/>
                 <w:webHidden/>
               </w:rPr>
@@ -919,7 +954,7 @@
             </w:tabs>
             <w:spacing w:line="360" w:lineRule="auto"/>
             <w:rPr>
-              <w:rFonts w:eastAsiaTheme="minorEastAsia"/>
+              <w:rFonts w:ascii="Arial" w:eastAsiaTheme="minorEastAsia" w:hAnsi="Arial" w:cs="Arial"/>
               <w:noProof/>
               <w:lang w:eastAsia="es-CL"/>
             </w:rPr>
@@ -935,6 +970,7 @@
             </w:r>
             <w:r>
               <w:rPr>
+                <w:rFonts w:ascii="Arial" w:hAnsi="Arial" w:cs="Arial"/>
                 <w:noProof/>
                 <w:webHidden/>
               </w:rPr>
@@ -942,6 +978,7 @@
             </w:r>
             <w:r>
               <w:rPr>
+                <w:rFonts w:ascii="Arial" w:hAnsi="Arial" w:cs="Arial"/>
                 <w:noProof/>
                 <w:webHidden/>
               </w:rPr>
@@ -949,6 +986,7 @@
             </w:r>
             <w:r>
               <w:rPr>
+                <w:rFonts w:ascii="Arial" w:hAnsi="Arial" w:cs="Arial"/>
                 <w:noProof/>
                 <w:webHidden/>
               </w:rPr>
@@ -956,12 +994,14 @@
             </w:r>
             <w:r>
               <w:rPr>
+                <w:rFonts w:ascii="Arial" w:hAnsi="Arial" w:cs="Arial"/>
                 <w:noProof/>
                 <w:webHidden/>
               </w:rPr>
             </w:r>
             <w:r>
               <w:rPr>
+                <w:rFonts w:ascii="Arial" w:hAnsi="Arial" w:cs="Arial"/>
                 <w:noProof/>
                 <w:webHidden/>
               </w:rPr>
@@ -969,6 +1009,7 @@
             </w:r>
             <w:r>
               <w:rPr>
+                <w:rFonts w:ascii="Arial" w:hAnsi="Arial" w:cs="Arial"/>
                 <w:noProof/>
                 <w:webHidden/>
               </w:rPr>
@@ -976,6 +1017,7 @@
             </w:r>
             <w:r>
               <w:rPr>
+                <w:rFonts w:ascii="Arial" w:hAnsi="Arial" w:cs="Arial"/>
                 <w:noProof/>
                 <w:webHidden/>
               </w:rPr>
@@ -991,7 +1033,7 @@
             </w:tabs>
             <w:spacing w:line="360" w:lineRule="auto"/>
             <w:rPr>
-              <w:rFonts w:eastAsiaTheme="minorEastAsia"/>
+              <w:rFonts w:ascii="Arial" w:eastAsiaTheme="minorEastAsia" w:hAnsi="Arial" w:cs="Arial"/>
               <w:noProof/>
               <w:lang w:eastAsia="es-CL"/>
             </w:rPr>
@@ -1007,6 +1049,7 @@
             </w:r>
             <w:r>
               <w:rPr>
+                <w:rFonts w:ascii="Arial" w:hAnsi="Arial" w:cs="Arial"/>
                 <w:noProof/>
                 <w:webHidden/>
               </w:rPr>
@@ -1014,6 +1057,7 @@
             </w:r>
             <w:r>
               <w:rPr>
+                <w:rFonts w:ascii="Arial" w:hAnsi="Arial" w:cs="Arial"/>
                 <w:noProof/>
                 <w:webHidden/>
               </w:rPr>
@@ -1021,6 +1065,7 @@
             </w:r>
             <w:r>
               <w:rPr>
+                <w:rFonts w:ascii="Arial" w:hAnsi="Arial" w:cs="Arial"/>
                 <w:noProof/>
                 <w:webHidden/>
               </w:rPr>
@@ -1028,12 +1073,14 @@
             </w:r>
             <w:r>
               <w:rPr>
+                <w:rFonts w:ascii="Arial" w:hAnsi="Arial" w:cs="Arial"/>
                 <w:noProof/>
                 <w:webHidden/>
               </w:rPr>
             </w:r>
             <w:r>
               <w:rPr>
+                <w:rFonts w:ascii="Arial" w:hAnsi="Arial" w:cs="Arial"/>
                 <w:noProof/>
                 <w:webHidden/>
               </w:rPr>
@@ -1041,6 +1088,7 @@
             </w:r>
             <w:r>
               <w:rPr>
+                <w:rFonts w:ascii="Arial" w:hAnsi="Arial" w:cs="Arial"/>
                 <w:noProof/>
                 <w:webHidden/>
               </w:rPr>
@@ -1048,6 +1096,7 @@
             </w:r>
             <w:r>
               <w:rPr>
+                <w:rFonts w:ascii="Arial" w:hAnsi="Arial" w:cs="Arial"/>
                 <w:noProof/>
                 <w:webHidden/>
               </w:rPr>
@@ -1063,7 +1112,7 @@
             </w:tabs>
             <w:spacing w:line="360" w:lineRule="auto"/>
             <w:rPr>
-              <w:rFonts w:eastAsiaTheme="minorEastAsia"/>
+              <w:rFonts w:ascii="Arial" w:eastAsiaTheme="minorEastAsia" w:hAnsi="Arial" w:cs="Arial"/>
               <w:noProof/>
               <w:lang w:eastAsia="es-CL"/>
             </w:rPr>
@@ -1079,6 +1128,7 @@
             </w:r>
             <w:r>
               <w:rPr>
+                <w:rFonts w:ascii="Arial" w:hAnsi="Arial" w:cs="Arial"/>
                 <w:noProof/>
                 <w:webHidden/>
               </w:rPr>
@@ -1086,6 +1136,7 @@
             </w:r>
             <w:r>
               <w:rPr>
+                <w:rFonts w:ascii="Arial" w:hAnsi="Arial" w:cs="Arial"/>
                 <w:noProof/>
                 <w:webHidden/>
               </w:rPr>
@@ -1093,6 +1144,7 @@
             </w:r>
             <w:r>
               <w:rPr>
+                <w:rFonts w:ascii="Arial" w:hAnsi="Arial" w:cs="Arial"/>
                 <w:noProof/>
                 <w:webHidden/>
               </w:rPr>
@@ -1100,12 +1152,14 @@
             </w:r>
             <w:r>
               <w:rPr>
+                <w:rFonts w:ascii="Arial" w:hAnsi="Arial" w:cs="Arial"/>
                 <w:noProof/>
                 <w:webHidden/>
               </w:rPr>
             </w:r>
             <w:r>
               <w:rPr>
+                <w:rFonts w:ascii="Arial" w:hAnsi="Arial" w:cs="Arial"/>
                 <w:noProof/>
                 <w:webHidden/>
               </w:rPr>
@@ -1113,6 +1167,7 @@
             </w:r>
             <w:r>
               <w:rPr>
+                <w:rFonts w:ascii="Arial" w:hAnsi="Arial" w:cs="Arial"/>
                 <w:noProof/>
                 <w:webHidden/>
               </w:rPr>
@@ -1120,6 +1175,7 @@
             </w:r>
             <w:r>
               <w:rPr>
+                <w:rFonts w:ascii="Arial" w:hAnsi="Arial" w:cs="Arial"/>
                 <w:noProof/>
                 <w:webHidden/>
               </w:rPr>
@@ -1135,7 +1191,7 @@
             </w:tabs>
             <w:spacing w:line="360" w:lineRule="auto"/>
             <w:rPr>
-              <w:rFonts w:eastAsiaTheme="minorEastAsia"/>
+              <w:rFonts w:ascii="Arial" w:eastAsiaTheme="minorEastAsia" w:hAnsi="Arial" w:cs="Arial"/>
               <w:noProof/>
               <w:lang w:eastAsia="es-CL"/>
             </w:rPr>
@@ -1151,6 +1207,7 @@
             </w:r>
             <w:r>
               <w:rPr>
+                <w:rFonts w:ascii="Arial" w:hAnsi="Arial" w:cs="Arial"/>
                 <w:noProof/>
                 <w:webHidden/>
               </w:rPr>
@@ -1158,6 +1215,7 @@
             </w:r>
             <w:r>
               <w:rPr>
+                <w:rFonts w:ascii="Arial" w:hAnsi="Arial" w:cs="Arial"/>
                 <w:noProof/>
                 <w:webHidden/>
               </w:rPr>
@@ -1165,6 +1223,7 @@
             </w:r>
             <w:r>
               <w:rPr>
+                <w:rFonts w:ascii="Arial" w:hAnsi="Arial" w:cs="Arial"/>
                 <w:noProof/>
                 <w:webHidden/>
               </w:rPr>
@@ -1172,12 +1231,14 @@
             </w:r>
             <w:r>
               <w:rPr>
+                <w:rFonts w:ascii="Arial" w:hAnsi="Arial" w:cs="Arial"/>
                 <w:noProof/>
                 <w:webHidden/>
               </w:rPr>
             </w:r>
             <w:r>
               <w:rPr>
+                <w:rFonts w:ascii="Arial" w:hAnsi="Arial" w:cs="Arial"/>
                 <w:noProof/>
                 <w:webHidden/>
               </w:rPr>
@@ -1185,6 +1246,7 @@
             </w:r>
             <w:r>
               <w:rPr>
+                <w:rFonts w:ascii="Arial" w:hAnsi="Arial" w:cs="Arial"/>
                 <w:noProof/>
                 <w:webHidden/>
               </w:rPr>
@@ -1192,6 +1254,7 @@
             </w:r>
             <w:r>
               <w:rPr>
+                <w:rFonts w:ascii="Arial" w:hAnsi="Arial" w:cs="Arial"/>
                 <w:noProof/>
                 <w:webHidden/>
               </w:rPr>
@@ -1207,7 +1270,7 @@
             </w:tabs>
             <w:spacing w:line="360" w:lineRule="auto"/>
             <w:rPr>
-              <w:rFonts w:eastAsiaTheme="minorEastAsia"/>
+              <w:rFonts w:ascii="Arial" w:eastAsiaTheme="minorEastAsia" w:hAnsi="Arial" w:cs="Arial"/>
               <w:noProof/>
               <w:lang w:eastAsia="es-CL"/>
             </w:rPr>
@@ -1223,6 +1286,7 @@
             </w:r>
             <w:r>
               <w:rPr>
+                <w:rFonts w:ascii="Arial" w:hAnsi="Arial" w:cs="Arial"/>
                 <w:noProof/>
                 <w:webHidden/>
               </w:rPr>
@@ -1230,6 +1294,7 @@
             </w:r>
             <w:r>
               <w:rPr>
+                <w:rFonts w:ascii="Arial" w:hAnsi="Arial" w:cs="Arial"/>
                 <w:noProof/>
                 <w:webHidden/>
               </w:rPr>
@@ -1237,6 +1302,7 @@
             </w:r>
             <w:r>
               <w:rPr>
+                <w:rFonts w:ascii="Arial" w:hAnsi="Arial" w:cs="Arial"/>
                 <w:noProof/>
                 <w:webHidden/>
               </w:rPr>
@@ -1244,12 +1310,14 @@
             </w:r>
             <w:r>
               <w:rPr>
+                <w:rFonts w:ascii="Arial" w:hAnsi="Arial" w:cs="Arial"/>
                 <w:noProof/>
                 <w:webHidden/>
               </w:rPr>
             </w:r>
             <w:r>
               <w:rPr>
+                <w:rFonts w:ascii="Arial" w:hAnsi="Arial" w:cs="Arial"/>
                 <w:noProof/>
                 <w:webHidden/>
               </w:rPr>
@@ -1257,6 +1325,7 @@
             </w:r>
             <w:r>
               <w:rPr>
+                <w:rFonts w:ascii="Arial" w:hAnsi="Arial" w:cs="Arial"/>
                 <w:noProof/>
                 <w:webHidden/>
               </w:rPr>
@@ -1264,6 +1333,7 @@
             </w:r>
             <w:r>
               <w:rPr>
+                <w:rFonts w:ascii="Arial" w:hAnsi="Arial" w:cs="Arial"/>
                 <w:noProof/>
                 <w:webHidden/>
               </w:rPr>
@@ -1279,7 +1349,7 @@
             </w:tabs>
             <w:spacing w:line="360" w:lineRule="auto"/>
             <w:rPr>
-              <w:rFonts w:eastAsiaTheme="minorEastAsia"/>
+              <w:rFonts w:ascii="Arial" w:eastAsiaTheme="minorEastAsia" w:hAnsi="Arial" w:cs="Arial"/>
               <w:noProof/>
               <w:lang w:eastAsia="es-CL"/>
             </w:rPr>
@@ -1295,6 +1365,7 @@
             </w:r>
             <w:r>
               <w:rPr>
+                <w:rFonts w:ascii="Arial" w:hAnsi="Arial" w:cs="Arial"/>
                 <w:noProof/>
                 <w:webHidden/>
               </w:rPr>
@@ -1302,6 +1373,7 @@
             </w:r>
             <w:r>
               <w:rPr>
+                <w:rFonts w:ascii="Arial" w:hAnsi="Arial" w:cs="Arial"/>
                 <w:noProof/>
                 <w:webHidden/>
               </w:rPr>
@@ -1309,6 +1381,7 @@
             </w:r>
             <w:r>
               <w:rPr>
+                <w:rFonts w:ascii="Arial" w:hAnsi="Arial" w:cs="Arial"/>
                 <w:noProof/>
                 <w:webHidden/>
               </w:rPr>
@@ -1316,12 +1389,14 @@
             </w:r>
             <w:r>
               <w:rPr>
+                <w:rFonts w:ascii="Arial" w:hAnsi="Arial" w:cs="Arial"/>
                 <w:noProof/>
                 <w:webHidden/>
               </w:rPr>
             </w:r>
             <w:r>
               <w:rPr>
+                <w:rFonts w:ascii="Arial" w:hAnsi="Arial" w:cs="Arial"/>
                 <w:noProof/>
                 <w:webHidden/>
               </w:rPr>
@@ -1329,6 +1404,7 @@
             </w:r>
             <w:r>
               <w:rPr>
+                <w:rFonts w:ascii="Arial" w:hAnsi="Arial" w:cs="Arial"/>
                 <w:noProof/>
                 <w:webHidden/>
               </w:rPr>
@@ -1336,6 +1412,7 @@
             </w:r>
             <w:r>
               <w:rPr>
+                <w:rFonts w:ascii="Arial" w:hAnsi="Arial" w:cs="Arial"/>
                 <w:noProof/>
                 <w:webHidden/>
               </w:rPr>
@@ -1351,7 +1428,7 @@
             </w:tabs>
             <w:spacing w:line="360" w:lineRule="auto"/>
             <w:rPr>
-              <w:rFonts w:eastAsiaTheme="minorEastAsia"/>
+              <w:rFonts w:ascii="Arial" w:eastAsiaTheme="minorEastAsia" w:hAnsi="Arial" w:cs="Arial"/>
               <w:noProof/>
               <w:lang w:eastAsia="es-CL"/>
             </w:rPr>
@@ -1367,6 +1444,7 @@
             </w:r>
             <w:r>
               <w:rPr>
+                <w:rFonts w:ascii="Arial" w:hAnsi="Arial" w:cs="Arial"/>
                 <w:noProof/>
                 <w:webHidden/>
               </w:rPr>
@@ -1374,6 +1452,7 @@
             </w:r>
             <w:r>
               <w:rPr>
+                <w:rFonts w:ascii="Arial" w:hAnsi="Arial" w:cs="Arial"/>
                 <w:noProof/>
                 <w:webHidden/>
               </w:rPr>
@@ -1381,6 +1460,7 @@
             </w:r>
             <w:r>
               <w:rPr>
+                <w:rFonts w:ascii="Arial" w:hAnsi="Arial" w:cs="Arial"/>
                 <w:noProof/>
                 <w:webHidden/>
               </w:rPr>
@@ -1388,12 +1468,14 @@
             </w:r>
             <w:r>
               <w:rPr>
+                <w:rFonts w:ascii="Arial" w:hAnsi="Arial" w:cs="Arial"/>
                 <w:noProof/>
                 <w:webHidden/>
               </w:rPr>
             </w:r>
             <w:r>
               <w:rPr>
+                <w:rFonts w:ascii="Arial" w:hAnsi="Arial" w:cs="Arial"/>
                 <w:noProof/>
                 <w:webHidden/>
               </w:rPr>
@@ -1401,6 +1483,7 @@
             </w:r>
             <w:r>
               <w:rPr>
+                <w:rFonts w:ascii="Arial" w:hAnsi="Arial" w:cs="Arial"/>
                 <w:noProof/>
                 <w:webHidden/>
               </w:rPr>
@@ -1408,6 +1491,7 @@
             </w:r>
             <w:r>
               <w:rPr>
+                <w:rFonts w:ascii="Arial" w:hAnsi="Arial" w:cs="Arial"/>
                 <w:noProof/>
                 <w:webHidden/>
               </w:rPr>
@@ -1423,7 +1507,7 @@
             </w:tabs>
             <w:spacing w:line="360" w:lineRule="auto"/>
             <w:rPr>
-              <w:rFonts w:eastAsiaTheme="minorEastAsia"/>
+              <w:rFonts w:ascii="Arial" w:eastAsiaTheme="minorEastAsia" w:hAnsi="Arial" w:cs="Arial"/>
               <w:noProof/>
               <w:lang w:eastAsia="es-CL"/>
             </w:rPr>
@@ -1439,6 +1523,7 @@
             </w:r>
             <w:r>
               <w:rPr>
+                <w:rFonts w:ascii="Arial" w:hAnsi="Arial" w:cs="Arial"/>
                 <w:noProof/>
                 <w:webHidden/>
               </w:rPr>
@@ -1446,6 +1531,7 @@
             </w:r>
             <w:r>
               <w:rPr>
+                <w:rFonts w:ascii="Arial" w:hAnsi="Arial" w:cs="Arial"/>
                 <w:noProof/>
                 <w:webHidden/>
               </w:rPr>
@@ -1453,6 +1539,7 @@
             </w:r>
             <w:r>
               <w:rPr>
+                <w:rFonts w:ascii="Arial" w:hAnsi="Arial" w:cs="Arial"/>
                 <w:noProof/>
                 <w:webHidden/>
               </w:rPr>
@@ -1460,12 +1547,14 @@
             </w:r>
             <w:r>
               <w:rPr>
+                <w:rFonts w:ascii="Arial" w:hAnsi="Arial" w:cs="Arial"/>
                 <w:noProof/>
                 <w:webHidden/>
               </w:rPr>
             </w:r>
             <w:r>
               <w:rPr>
+                <w:rFonts w:ascii="Arial" w:hAnsi="Arial" w:cs="Arial"/>
                 <w:noProof/>
                 <w:webHidden/>
               </w:rPr>
@@ -1473,6 +1562,7 @@
             </w:r>
             <w:r>
               <w:rPr>
+                <w:rFonts w:ascii="Arial" w:hAnsi="Arial" w:cs="Arial"/>
                 <w:noProof/>
                 <w:webHidden/>
               </w:rPr>
@@ -1480,6 +1570,7 @@
             </w:r>
             <w:r>
               <w:rPr>
+                <w:rFonts w:ascii="Arial" w:hAnsi="Arial" w:cs="Arial"/>
                 <w:noProof/>
                 <w:webHidden/>
               </w:rPr>
@@ -4233,58 +4324,23 @@
           <w:rFonts w:ascii="Arial" w:eastAsia="Calibri" w:hAnsi="Arial" w:cs="Arial"/>
           <w:color w:val="000000"/>
         </w:rPr>
-        <w:t xml:space="preserve"> de pagos: una interfaz de programación que expone, bajo un contrato único, las operaciones de consulta de deuda, consulta de cobros por año y mes, simulación de planes, registro de compromiso, emisión de cobro y consulta de estado, con una capa de adaptadores que traduce esas operaciones al lenguaje de cada proveedor </w:t>
-      </w:r>
+        <w:t xml:space="preserve"> de pagos: una interfaz de programación que expone, bajo un contrato único, las operaciones de consulta de deuda, consulta de cobros por año y mes, simulación de planes, registro de compromiso, emisión de cobro y consulta de estado, con una capa de adaptadores que traduce esas operaciones al lenguaje de cada proveedor (</w:t>
+      </w:r>
+      <w:proofErr w:type="spellStart"/>
       <w:r>
         <w:rPr>
           <w:rFonts w:ascii="Arial" w:eastAsia="Calibri" w:hAnsi="Arial" w:cs="Arial"/>
           <w:color w:val="000000"/>
         </w:rPr>
-        <w:t>(</w:t>
-      </w:r>
-      <w:proofErr w:type="spellStart"/>
+        <w:t>Khipu</w:t>
+      </w:r>
+      <w:proofErr w:type="spellEnd"/>
       <w:r>
         <w:rPr>
           <w:rFonts w:ascii="Arial" w:eastAsia="Calibri" w:hAnsi="Arial" w:cs="Arial"/>
           <w:color w:val="000000"/>
         </w:rPr>
-        <w:t>Khipu</w:t>
-      </w:r>
-      <w:proofErr w:type="spellEnd"/>
-      <w:r>
-        <w:rPr>
-          <w:rFonts w:ascii="Arial" w:eastAsia="Calibri" w:hAnsi="Arial" w:cs="Arial"/>
-          <w:color w:val="000000"/>
-        </w:rPr>
-        <w:t xml:space="preserve"> para transferencia bancaria y Mercado Pago para tarjeta</w:t>
-      </w:r>
-      <w:r>
-        <w:rPr>
-          <w:rFonts w:ascii="Arial" w:eastAsia="Calibri" w:hAnsi="Arial" w:cs="Arial"/>
-          <w:color w:val="000000"/>
-        </w:rPr>
-        <w:t>)</w:t>
-      </w:r>
-      <w:r>
-        <w:rPr>
-          <w:rFonts w:ascii="Arial" w:eastAsia="Calibri" w:hAnsi="Arial" w:cs="Arial"/>
-          <w:color w:val="000000"/>
-        </w:rPr>
-        <w:t xml:space="preserve"> y que recibe sus notificaciones de pago para actualizar el estado del cobro. El segundo es un simulador de planes de pago, que a partir de la política comercial configurada genera únicamente las alternativas admisibles y fundamenta el rechazo de aquellas que la exceden. El tercero es un portal de autoatención del deudor, al que este accede mediante un enlace enviado en la propia conversación de WhatsApp y donde, previa verificación de </w:t>
-      </w:r>
-      <w:r>
-        <w:rPr>
-          <w:rFonts w:ascii="Arial" w:eastAsia="Calibri" w:hAnsi="Arial" w:cs="Arial"/>
-          <w:color w:val="000000"/>
-        </w:rPr>
-        <w:t>identidad</w:t>
-      </w:r>
-      <w:r>
-        <w:rPr>
-          <w:rFonts w:ascii="Arial" w:eastAsia="Calibri" w:hAnsi="Arial" w:cs="Arial"/>
-          <w:color w:val="000000"/>
-        </w:rPr>
-        <w:t xml:space="preserve"> puede consultar sus cobros por período, elegir un plan, pagar y descargar el comprobante.</w:t>
+        <w:t xml:space="preserve"> para transferencia bancaria y Mercado Pago para tarjeta) y que recibe sus notificaciones de pago para actualizar el estado del cobro. El segundo es un simulador de planes de pago, que a partir de la política comercial configurada genera únicamente las alternativas admisibles y fundamenta el rechazo de aquellas que la exceden. El tercero es un portal de autoatención del deudor, al que este accede mediante un enlace enviado en la propia conversación de WhatsApp y donde, previa verificación de identidad puede consultar sus cobros por período, elegir un plan, pagar y descargar el comprobante.</w:t>
       </w:r>
     </w:p>
     <w:p>
@@ -5615,7 +5671,516 @@
         </w:rPr>
         <w:t xml:space="preserve">El plan de trabajo </w:t>
       </w:r>
+      <w:r>
+        <w:rPr>
+          <w:rFonts w:ascii="Arial" w:hAnsi="Arial" w:cs="Arial"/>
+        </w:rPr>
+        <w:t>se definirá asi:</w:t>
+      </w:r>
     </w:p>
+    <w:tbl>
+      <w:tblPr>
+        <w:tblStyle w:val="Tablaconcuadrcula"/>
+        <w:tblW w:w="0" w:type="auto"/>
+        <w:tblLook w:val="04A0" w:firstRow="1" w:lastRow="0" w:firstColumn="1" w:lastColumn="0" w:noHBand="0" w:noVBand="1"/>
+      </w:tblPr>
+      <w:tblGrid>
+        <w:gridCol w:w="2942"/>
+        <w:gridCol w:w="2943"/>
+        <w:gridCol w:w="2943"/>
+      </w:tblGrid>
+      <w:tr>
+        <w:tc>
+          <w:tcPr>
+            <w:tcW w:w="2942" w:type="dxa"/>
+            <w:shd w:val="clear" w:color="auto" w:fill="153D63" w:themeFill="text2" w:themeFillTint="E6"/>
+          </w:tcPr>
+          <w:p>
+            <w:pPr>
+              <w:spacing w:line="360" w:lineRule="auto"/>
+              <w:rPr>
+                <w:rFonts w:ascii="Arial" w:hAnsi="Arial" w:cs="Arial"/>
+                <w:color w:val="FFFFFF" w:themeColor="background1"/>
+              </w:rPr>
+            </w:pPr>
+            <w:r>
+              <w:rPr>
+                <w:rFonts w:ascii="Arial" w:hAnsi="Arial" w:cs="Arial"/>
+                <w:color w:val="FFFFFF" w:themeColor="background1"/>
+              </w:rPr>
+              <w:t>Etapas</w:t>
+            </w:r>
+          </w:p>
+        </w:tc>
+        <w:tc>
+          <w:tcPr>
+            <w:tcW w:w="2943" w:type="dxa"/>
+            <w:shd w:val="clear" w:color="auto" w:fill="153D63" w:themeFill="text2" w:themeFillTint="E6"/>
+          </w:tcPr>
+          <w:p>
+            <w:pPr>
+              <w:spacing w:line="360" w:lineRule="auto"/>
+              <w:rPr>
+                <w:rFonts w:ascii="Arial" w:hAnsi="Arial" w:cs="Arial"/>
+                <w:color w:val="FFFFFF" w:themeColor="background1"/>
+              </w:rPr>
+            </w:pPr>
+            <w:proofErr w:type="spellStart"/>
+            <w:r>
+              <w:rPr>
+                <w:rFonts w:ascii="Arial" w:hAnsi="Arial" w:cs="Arial"/>
+                <w:color w:val="FFFFFF" w:themeColor="background1"/>
+              </w:rPr>
+              <w:t>Descripcion</w:t>
+            </w:r>
+            <w:proofErr w:type="spellEnd"/>
+          </w:p>
+        </w:tc>
+        <w:tc>
+          <w:tcPr>
+            <w:tcW w:w="2943" w:type="dxa"/>
+            <w:shd w:val="clear" w:color="auto" w:fill="153D63" w:themeFill="text2" w:themeFillTint="E6"/>
+          </w:tcPr>
+          <w:p>
+            <w:pPr>
+              <w:spacing w:line="360" w:lineRule="auto"/>
+              <w:rPr>
+                <w:rFonts w:ascii="Arial" w:hAnsi="Arial" w:cs="Arial"/>
+                <w:color w:val="FFFFFF" w:themeColor="background1"/>
+              </w:rPr>
+            </w:pPr>
+            <w:r>
+              <w:rPr>
+                <w:rFonts w:ascii="Arial" w:hAnsi="Arial" w:cs="Arial"/>
+                <w:color w:val="FFFFFF" w:themeColor="background1"/>
+              </w:rPr>
+              <w:t>Entregables</w:t>
+            </w:r>
+          </w:p>
+        </w:tc>
+      </w:tr>
+      <w:tr>
+        <w:tc>
+          <w:tcPr>
+            <w:tcW w:w="2942" w:type="dxa"/>
+          </w:tcPr>
+          <w:p>
+            <w:pPr>
+              <w:spacing w:line="360" w:lineRule="auto"/>
+              <w:rPr>
+                <w:rFonts w:ascii="Arial" w:hAnsi="Arial" w:cs="Arial"/>
+              </w:rPr>
+            </w:pPr>
+            <w:r>
+              <w:rPr>
+                <w:rFonts w:ascii="Arial" w:eastAsia="Calibri" w:hAnsi="Arial" w:cs="Arial"/>
+                <w:color w:val="000000"/>
+              </w:rPr>
+              <w:t>Fase 1: Levantamiento y Arquitectura</w:t>
+            </w:r>
+          </w:p>
+        </w:tc>
+        <w:tc>
+          <w:tcPr>
+            <w:tcW w:w="2943" w:type="dxa"/>
+          </w:tcPr>
+          <w:p>
+            <w:pPr>
+              <w:spacing w:line="360" w:lineRule="auto"/>
+              <w:rPr>
+                <w:rFonts w:ascii="Arial" w:hAnsi="Arial" w:cs="Arial"/>
+              </w:rPr>
+            </w:pPr>
+            <w:r>
+              <w:rPr>
+                <w:rFonts w:ascii="Arial" w:eastAsia="Calibri" w:hAnsi="Arial" w:cs="Arial"/>
+                <w:color w:val="000000"/>
+              </w:rPr>
+              <w:t>Definición técnica con Kobra, diseño del modelo de base de datos y diseño del contrato unificado.</w:t>
+            </w:r>
+          </w:p>
+        </w:tc>
+        <w:tc>
+          <w:tcPr>
+            <w:tcW w:w="2943" w:type="dxa"/>
+          </w:tcPr>
+          <w:p>
+            <w:pPr>
+              <w:spacing w:line="360" w:lineRule="auto"/>
+              <w:rPr>
+                <w:rFonts w:ascii="Arial" w:hAnsi="Arial" w:cs="Arial"/>
+              </w:rPr>
+            </w:pPr>
+            <w:r>
+              <w:rPr>
+                <w:rFonts w:ascii="Arial" w:hAnsi="Arial" w:cs="Arial"/>
+              </w:rPr>
+              <w:t>Diagrama de base de datos (MER), arquitectura del sistema y documentación Swagger/</w:t>
+            </w:r>
+            <w:proofErr w:type="spellStart"/>
+            <w:r>
+              <w:rPr>
+                <w:rFonts w:ascii="Arial" w:hAnsi="Arial" w:cs="Arial"/>
+              </w:rPr>
+              <w:t>OpenAPI</w:t>
+            </w:r>
+            <w:proofErr w:type="spellEnd"/>
+            <w:r>
+              <w:rPr>
+                <w:rFonts w:ascii="Arial" w:hAnsi="Arial" w:cs="Arial"/>
+              </w:rPr>
+              <w:t xml:space="preserve"> preliminar.</w:t>
+            </w:r>
+          </w:p>
+        </w:tc>
+      </w:tr>
+      <w:tr>
+        <w:tc>
+          <w:tcPr>
+            <w:tcW w:w="2942" w:type="dxa"/>
+          </w:tcPr>
+          <w:p>
+            <w:pPr>
+              <w:spacing w:line="360" w:lineRule="auto"/>
+              <w:rPr>
+                <w:rFonts w:ascii="Arial" w:hAnsi="Arial" w:cs="Arial"/>
+              </w:rPr>
+            </w:pPr>
+            <w:r>
+              <w:rPr>
+                <w:rFonts w:ascii="Arial" w:hAnsi="Arial" w:cs="Arial"/>
+              </w:rPr>
+              <w:t>Fase 2: Desarrollo Core y Simulador</w:t>
+            </w:r>
+          </w:p>
+        </w:tc>
+        <w:tc>
+          <w:tcPr>
+            <w:tcW w:w="2943" w:type="dxa"/>
+          </w:tcPr>
+          <w:p>
+            <w:pPr>
+              <w:spacing w:line="360" w:lineRule="auto"/>
+              <w:rPr>
+                <w:rFonts w:ascii="Arial" w:hAnsi="Arial" w:cs="Arial"/>
+              </w:rPr>
+            </w:pPr>
+            <w:r>
+              <w:rPr>
+                <w:rFonts w:ascii="Arial" w:hAnsi="Arial" w:cs="Arial"/>
+              </w:rPr>
+              <w:t>Creación de las entidades en la base de datos y programación de la lógica que calcula y restringe los planes de pago.</w:t>
+            </w:r>
+          </w:p>
+        </w:tc>
+        <w:tc>
+          <w:tcPr>
+            <w:tcW w:w="2943" w:type="dxa"/>
+          </w:tcPr>
+          <w:p>
+            <w:pPr>
+              <w:spacing w:line="360" w:lineRule="auto"/>
+              <w:rPr>
+                <w:rFonts w:ascii="Arial" w:hAnsi="Arial" w:cs="Arial"/>
+              </w:rPr>
+            </w:pPr>
+            <w:r>
+              <w:rPr>
+                <w:rFonts w:ascii="Arial" w:hAnsi="Arial" w:cs="Arial"/>
+              </w:rPr>
+              <w:t>Módulo de simulación funcional probado a nivel local.</w:t>
+            </w:r>
+          </w:p>
+        </w:tc>
+      </w:tr>
+      <w:tr>
+        <w:tc>
+          <w:tcPr>
+            <w:tcW w:w="2942" w:type="dxa"/>
+          </w:tcPr>
+          <w:p>
+            <w:pPr>
+              <w:spacing w:line="360" w:lineRule="auto"/>
+              <w:rPr>
+                <w:rFonts w:ascii="Arial" w:hAnsi="Arial" w:cs="Arial"/>
+              </w:rPr>
+            </w:pPr>
+            <w:r>
+              <w:rPr>
+                <w:rFonts w:ascii="Arial" w:hAnsi="Arial" w:cs="Arial"/>
+              </w:rPr>
+              <w:lastRenderedPageBreak/>
+              <w:t>Fase 3: Integración de Pasarelas (API)</w:t>
+            </w:r>
+          </w:p>
+        </w:tc>
+        <w:tc>
+          <w:tcPr>
+            <w:tcW w:w="2943" w:type="dxa"/>
+          </w:tcPr>
+          <w:p>
+            <w:pPr>
+              <w:spacing w:line="360" w:lineRule="auto"/>
+              <w:rPr>
+                <w:rFonts w:ascii="Arial" w:hAnsi="Arial" w:cs="Arial"/>
+              </w:rPr>
+            </w:pPr>
+            <w:r>
+              <w:rPr>
+                <w:rFonts w:ascii="Arial" w:hAnsi="Arial" w:cs="Arial"/>
+              </w:rPr>
+              <w:t xml:space="preserve">Desarrollo de los adaptadores para conectar la API con los entornos de prueba (Sandbox) de Mercado Pago y </w:t>
+            </w:r>
+            <w:proofErr w:type="spellStart"/>
+            <w:r>
+              <w:rPr>
+                <w:rFonts w:ascii="Arial" w:hAnsi="Arial" w:cs="Arial"/>
+              </w:rPr>
+              <w:t>Khipu</w:t>
+            </w:r>
+            <w:proofErr w:type="spellEnd"/>
+            <w:r>
+              <w:rPr>
+                <w:rFonts w:ascii="Arial" w:hAnsi="Arial" w:cs="Arial"/>
+              </w:rPr>
+              <w:t>.</w:t>
+            </w:r>
+          </w:p>
+        </w:tc>
+        <w:tc>
+          <w:tcPr>
+            <w:tcW w:w="2943" w:type="dxa"/>
+          </w:tcPr>
+          <w:p>
+            <w:pPr>
+              <w:spacing w:line="360" w:lineRule="auto"/>
+              <w:rPr>
+                <w:rFonts w:ascii="Arial" w:hAnsi="Arial" w:cs="Arial"/>
+              </w:rPr>
+            </w:pPr>
+            <w:proofErr w:type="spellStart"/>
+            <w:r>
+              <w:rPr>
+                <w:rFonts w:ascii="Arial" w:hAnsi="Arial" w:cs="Arial"/>
+              </w:rPr>
+              <w:t>Endpoints</w:t>
+            </w:r>
+            <w:proofErr w:type="spellEnd"/>
+            <w:r>
+              <w:rPr>
+                <w:rFonts w:ascii="Arial" w:hAnsi="Arial" w:cs="Arial"/>
+              </w:rPr>
+              <w:t xml:space="preserve"> de emisión de cobro y recepción de </w:t>
+            </w:r>
+            <w:proofErr w:type="spellStart"/>
+            <w:r>
+              <w:rPr>
+                <w:rFonts w:ascii="Arial" w:hAnsi="Arial" w:cs="Arial"/>
+              </w:rPr>
+              <w:t>webhooks</w:t>
+            </w:r>
+            <w:proofErr w:type="spellEnd"/>
+            <w:r>
+              <w:rPr>
+                <w:rFonts w:ascii="Arial" w:hAnsi="Arial" w:cs="Arial"/>
+              </w:rPr>
+              <w:t xml:space="preserve"> funcionales.</w:t>
+            </w:r>
+          </w:p>
+        </w:tc>
+      </w:tr>
+      <w:tr>
+        <w:tc>
+          <w:tcPr>
+            <w:tcW w:w="2942" w:type="dxa"/>
+          </w:tcPr>
+          <w:p>
+            <w:pPr>
+              <w:spacing w:line="360" w:lineRule="auto"/>
+              <w:rPr>
+                <w:rFonts w:ascii="Arial" w:hAnsi="Arial" w:cs="Arial"/>
+              </w:rPr>
+            </w:pPr>
+            <w:r>
+              <w:rPr>
+                <w:rFonts w:ascii="Arial" w:hAnsi="Arial" w:cs="Arial"/>
+              </w:rPr>
+              <w:t>Fase 4: Desarrollo del Portal de Autoatención</w:t>
+            </w:r>
+          </w:p>
+        </w:tc>
+        <w:tc>
+          <w:tcPr>
+            <w:tcW w:w="2943" w:type="dxa"/>
+          </w:tcPr>
+          <w:p>
+            <w:pPr>
+              <w:spacing w:line="360" w:lineRule="auto"/>
+              <w:rPr>
+                <w:rFonts w:ascii="Arial" w:hAnsi="Arial" w:cs="Arial"/>
+              </w:rPr>
+            </w:pPr>
+            <w:r>
+              <w:rPr>
+                <w:rFonts w:ascii="Arial" w:hAnsi="Arial" w:cs="Arial"/>
+              </w:rPr>
+              <w:t>Construcción de la interfaz web responsiva para el deudor y su conexión con la API de Kobra.</w:t>
+            </w:r>
+          </w:p>
+        </w:tc>
+        <w:tc>
+          <w:tcPr>
+            <w:tcW w:w="2943" w:type="dxa"/>
+          </w:tcPr>
+          <w:p>
+            <w:pPr>
+              <w:spacing w:line="360" w:lineRule="auto"/>
+              <w:rPr>
+                <w:rFonts w:ascii="Arial" w:hAnsi="Arial" w:cs="Arial"/>
+              </w:rPr>
+            </w:pPr>
+            <w:r>
+              <w:rPr>
+                <w:rFonts w:ascii="Arial" w:hAnsi="Arial" w:cs="Arial"/>
+              </w:rPr>
+              <w:t xml:space="preserve">Portal web navegable y conectado al </w:t>
+            </w:r>
+            <w:proofErr w:type="spellStart"/>
+            <w:r>
+              <w:rPr>
+                <w:rFonts w:ascii="Arial" w:hAnsi="Arial" w:cs="Arial"/>
+              </w:rPr>
+              <w:t>backend</w:t>
+            </w:r>
+            <w:proofErr w:type="spellEnd"/>
+            <w:r>
+              <w:rPr>
+                <w:rFonts w:ascii="Arial" w:hAnsi="Arial" w:cs="Arial"/>
+              </w:rPr>
+              <w:t>.</w:t>
+            </w:r>
+          </w:p>
+        </w:tc>
+      </w:tr>
+      <w:tr>
+        <w:tc>
+          <w:tcPr>
+            <w:tcW w:w="2942" w:type="dxa"/>
+          </w:tcPr>
+          <w:p>
+            <w:pPr>
+              <w:spacing w:line="360" w:lineRule="auto"/>
+              <w:rPr>
+                <w:rFonts w:ascii="Arial" w:hAnsi="Arial" w:cs="Arial"/>
+              </w:rPr>
+            </w:pPr>
+            <w:r>
+              <w:rPr>
+                <w:rFonts w:ascii="Arial" w:hAnsi="Arial" w:cs="Arial"/>
+              </w:rPr>
+              <w:t>Fase 5: Pruebas y Aseguramiento de Calidad</w:t>
+            </w:r>
+          </w:p>
+        </w:tc>
+        <w:tc>
+          <w:tcPr>
+            <w:tcW w:w="2943" w:type="dxa"/>
+          </w:tcPr>
+          <w:p>
+            <w:pPr>
+              <w:spacing w:line="360" w:lineRule="auto"/>
+              <w:rPr>
+                <w:rFonts w:ascii="Arial" w:hAnsi="Arial" w:cs="Arial"/>
+              </w:rPr>
+            </w:pPr>
+            <w:r>
+              <w:rPr>
+                <w:rFonts w:ascii="Arial" w:hAnsi="Arial" w:cs="Arial"/>
+              </w:rPr>
+              <w:t>Ejecución de pruebas funcionales, de seguridad y simulaciones de pago.</w:t>
+            </w:r>
+          </w:p>
+        </w:tc>
+        <w:tc>
+          <w:tcPr>
+            <w:tcW w:w="2943" w:type="dxa"/>
+          </w:tcPr>
+          <w:p>
+            <w:pPr>
+              <w:spacing w:line="360" w:lineRule="auto"/>
+              <w:rPr>
+                <w:rFonts w:ascii="Arial" w:hAnsi="Arial" w:cs="Arial"/>
+              </w:rPr>
+            </w:pPr>
+            <w:r>
+              <w:rPr>
+                <w:rFonts w:ascii="Arial" w:hAnsi="Arial" w:cs="Arial"/>
+              </w:rPr>
+              <w:t>Reporte de pruebas y corrección de bugs (Issues).</w:t>
+            </w:r>
+          </w:p>
+        </w:tc>
+      </w:tr>
+      <w:tr>
+        <w:tc>
+          <w:tcPr>
+            <w:tcW w:w="2942" w:type="dxa"/>
+          </w:tcPr>
+          <w:p>
+            <w:pPr>
+              <w:spacing w:line="360" w:lineRule="auto"/>
+              <w:rPr>
+                <w:rFonts w:ascii="Arial" w:hAnsi="Arial" w:cs="Arial"/>
+              </w:rPr>
+            </w:pPr>
+            <w:r>
+              <w:rPr>
+                <w:rFonts w:ascii="Arial" w:hAnsi="Arial" w:cs="Arial"/>
+              </w:rPr>
+              <w:t>Fase 6: Entrega y Documentación Final</w:t>
+            </w:r>
+          </w:p>
+        </w:tc>
+        <w:tc>
+          <w:tcPr>
+            <w:tcW w:w="2943" w:type="dxa"/>
+          </w:tcPr>
+          <w:p>
+            <w:pPr>
+              <w:spacing w:line="360" w:lineRule="auto"/>
+              <w:rPr>
+                <w:rFonts w:ascii="Arial" w:hAnsi="Arial" w:cs="Arial"/>
+              </w:rPr>
+            </w:pPr>
+            <w:r>
+              <w:rPr>
+                <w:rFonts w:ascii="Arial" w:hAnsi="Arial" w:cs="Arial"/>
+              </w:rPr>
+              <w:t>Despliegue del prototipo y entrega de manuales técnicos al cliente.</w:t>
+            </w:r>
+          </w:p>
+        </w:tc>
+        <w:tc>
+          <w:tcPr>
+            <w:tcW w:w="2943" w:type="dxa"/>
+          </w:tcPr>
+          <w:p>
+            <w:pPr>
+              <w:spacing w:line="360" w:lineRule="auto"/>
+              <w:rPr>
+                <w:rFonts w:ascii="Arial" w:hAnsi="Arial" w:cs="Arial"/>
+              </w:rPr>
+            </w:pPr>
+            <w:r>
+              <w:rPr>
+                <w:rFonts w:ascii="Arial" w:hAnsi="Arial" w:cs="Arial"/>
+              </w:rPr>
+              <w:t>Código fuente en repositorio y documentación técnica finalizada.</w:t>
+            </w:r>
+          </w:p>
+        </w:tc>
+      </w:tr>
+    </w:tbl>
     <w:p>
       <w:pPr>
         <w:pBdr>
@@ -5628,32 +6193,42 @@
         <w:spacing w:after="0" w:line="360" w:lineRule="auto"/>
         <w:jc w:val="both"/>
         <w:rPr>
-          <w:rFonts w:ascii="Arial" w:eastAsia="Calibri" w:hAnsi="Arial" w:cs="Arial"/>
+          <w:rFonts w:ascii="Arial" w:hAnsi="Arial" w:cs="Arial"/>
           <w:color w:val="000000"/>
         </w:rPr>
       </w:pPr>
-      <w:r>
-        <w:rPr>
-          <w:rFonts w:ascii="Arial" w:eastAsia="Calibri" w:hAnsi="Arial" w:cs="Arial"/>
-          <w:color w:val="000000"/>
-        </w:rPr>
-        <w:t>Fase 1: Levantamiento y Arquitectura.</w:t>
-      </w:r>
-      <w:r>
-        <w:rPr>
-          <w:rFonts w:ascii="Arial" w:eastAsia="Calibri" w:hAnsi="Arial" w:cs="Arial"/>
-          <w:color w:val="000000"/>
-        </w:rPr>
-        <w:t>:</w:t>
-      </w:r>
     </w:p>
     <w:p>
       <w:pPr>
-        <w:pStyle w:val="Prrafodelista"/>
-        <w:numPr>
-          <w:ilvl w:val="1"/>
-          <w:numId w:val="3"/>
-        </w:numPr>
+        <w:pStyle w:val="Ttulo1"/>
+        <w:spacing w:line="360" w:lineRule="auto"/>
+        <w:rPr>
+          <w:rFonts w:ascii="Arial" w:eastAsia="Calibri" w:hAnsi="Arial" w:cs="Arial"/>
+          <w:sz w:val="32"/>
+          <w:szCs w:val="32"/>
+        </w:rPr>
+      </w:pPr>
+      <w:bookmarkStart w:id="9" w:name="_Toc238761547"/>
+      <w:r>
+        <w:rPr>
+          <w:rFonts w:ascii="Arial" w:eastAsia="Calibri" w:hAnsi="Arial" w:cs="Arial"/>
+          <w:sz w:val="32"/>
+          <w:szCs w:val="32"/>
+        </w:rPr>
+        <w:t>Propuesta de evidencias que darán cuenta del logro de las actividades.</w:t>
+      </w:r>
+      <w:bookmarkEnd w:id="9"/>
+      <w:r>
+        <w:rPr>
+          <w:rFonts w:ascii="Arial" w:eastAsia="Calibri" w:hAnsi="Arial" w:cs="Arial"/>
+          <w:sz w:val="32"/>
+          <w:szCs w:val="32"/>
+        </w:rPr>
+        <w:t> </w:t>
+      </w:r>
+    </w:p>
+    <w:p>
+      <w:pPr>
         <w:pBdr>
           <w:top w:val="nil"/>
           <w:left w:val="nil"/>
@@ -5673,16 +6248,11 @@
           <w:rFonts w:ascii="Arial" w:eastAsia="Calibri" w:hAnsi="Arial" w:cs="Arial"/>
           <w:color w:val="000000"/>
         </w:rPr>
-        <w:t>Definición técnica con Kobra, diseño del modelo de base de datos y diseño del contrato unificado.</w:t>
+        <w:t>Para respaldar el cumplimiento de cada objetivo, se generarán las siguientes evidencias técnicas y de gestión:</w:t>
       </w:r>
     </w:p>
     <w:p>
       <w:pPr>
-        <w:pStyle w:val="Prrafodelista"/>
-        <w:numPr>
-          <w:ilvl w:val="1"/>
-          <w:numId w:val="3"/>
-        </w:numPr>
         <w:pBdr>
           <w:top w:val="nil"/>
           <w:left w:val="nil"/>
@@ -5693,712 +6263,6 @@
         <w:spacing w:after="0" w:line="360" w:lineRule="auto"/>
         <w:jc w:val="both"/>
         <w:rPr>
-          <w:rFonts w:ascii="Arial" w:eastAsia="Calibri" w:hAnsi="Arial" w:cs="Arial"/>
-          <w:color w:val="000000"/>
-        </w:rPr>
-      </w:pPr>
-      <w:r>
-        <w:rPr>
-          <w:rFonts w:ascii="Arial" w:eastAsia="Calibri" w:hAnsi="Arial" w:cs="Arial"/>
-          <w:color w:val="000000"/>
-        </w:rPr>
-        <w:t xml:space="preserve">Entregaremos tanto </w:t>
-      </w:r>
-      <w:r>
-        <w:rPr>
-          <w:rFonts w:ascii="Arial" w:eastAsia="Calibri" w:hAnsi="Arial" w:cs="Arial"/>
-          <w:color w:val="000000"/>
-        </w:rPr>
-        <w:t>Diagrama de base de datos (MER), arquitectura del sistema y documentación Swagger/</w:t>
-      </w:r>
-      <w:proofErr w:type="spellStart"/>
-      <w:r>
-        <w:rPr>
-          <w:rFonts w:ascii="Arial" w:eastAsia="Calibri" w:hAnsi="Arial" w:cs="Arial"/>
-          <w:color w:val="000000"/>
-        </w:rPr>
-        <w:t>OpenAPI</w:t>
-      </w:r>
-      <w:proofErr w:type="spellEnd"/>
-      <w:r>
-        <w:rPr>
-          <w:rFonts w:ascii="Arial" w:eastAsia="Calibri" w:hAnsi="Arial" w:cs="Arial"/>
-          <w:color w:val="000000"/>
-        </w:rPr>
-        <w:t xml:space="preserve"> preliminar.</w:t>
-      </w:r>
-    </w:p>
-    <w:p>
-      <w:pPr>
-        <w:pBdr>
-          <w:top w:val="nil"/>
-          <w:left w:val="nil"/>
-          <w:bottom w:val="nil"/>
-          <w:right w:val="nil"/>
-          <w:between w:val="nil"/>
-        </w:pBdr>
-        <w:spacing w:after="0" w:line="360" w:lineRule="auto"/>
-        <w:jc w:val="both"/>
-        <w:rPr>
-          <w:rFonts w:ascii="Arial" w:eastAsia="Calibri" w:hAnsi="Arial" w:cs="Arial"/>
-          <w:color w:val="000000"/>
-        </w:rPr>
-      </w:pPr>
-    </w:p>
-    <w:p>
-      <w:pPr>
-        <w:pBdr>
-          <w:top w:val="nil"/>
-          <w:left w:val="nil"/>
-          <w:bottom w:val="nil"/>
-          <w:right w:val="nil"/>
-          <w:between w:val="nil"/>
-        </w:pBdr>
-        <w:spacing w:after="0" w:line="360" w:lineRule="auto"/>
-        <w:jc w:val="both"/>
-        <w:rPr>
-          <w:rFonts w:ascii="Arial" w:eastAsia="Calibri" w:hAnsi="Arial" w:cs="Arial"/>
-          <w:color w:val="000000"/>
-        </w:rPr>
-      </w:pPr>
-      <w:r>
-        <w:rPr>
-          <w:rFonts w:ascii="Arial" w:eastAsia="Calibri" w:hAnsi="Arial" w:cs="Arial"/>
-          <w:color w:val="000000"/>
-        </w:rPr>
-        <w:t>Fase 2: Desarrollo Core y Simulador.</w:t>
-      </w:r>
-    </w:p>
-    <w:p>
-      <w:pPr>
-        <w:pBdr>
-          <w:top w:val="nil"/>
-          <w:left w:val="nil"/>
-          <w:bottom w:val="nil"/>
-          <w:right w:val="nil"/>
-          <w:between w:val="nil"/>
-        </w:pBdr>
-        <w:spacing w:after="0" w:line="360" w:lineRule="auto"/>
-        <w:jc w:val="both"/>
-        <w:rPr>
-          <w:rFonts w:ascii="Arial" w:eastAsia="Calibri" w:hAnsi="Arial" w:cs="Arial"/>
-          <w:color w:val="000000"/>
-        </w:rPr>
-      </w:pPr>
-    </w:p>
-    <w:p>
-      <w:pPr>
-        <w:pStyle w:val="Prrafodelista"/>
-        <w:numPr>
-          <w:ilvl w:val="1"/>
-          <w:numId w:val="3"/>
-        </w:numPr>
-        <w:pBdr>
-          <w:top w:val="nil"/>
-          <w:left w:val="nil"/>
-          <w:bottom w:val="nil"/>
-          <w:right w:val="nil"/>
-          <w:between w:val="nil"/>
-        </w:pBdr>
-        <w:spacing w:after="0" w:line="360" w:lineRule="auto"/>
-        <w:jc w:val="both"/>
-        <w:rPr>
-          <w:rFonts w:ascii="Arial" w:eastAsia="Calibri" w:hAnsi="Arial" w:cs="Arial"/>
-          <w:color w:val="000000"/>
-        </w:rPr>
-      </w:pPr>
-      <w:r>
-        <w:rPr>
-          <w:rFonts w:ascii="Arial" w:eastAsia="Calibri" w:hAnsi="Arial" w:cs="Arial"/>
-          <w:color w:val="000000"/>
-        </w:rPr>
-        <w:t>Creación de las entidades en la base de datos y programación de la lógica que calcula y restringe los planes de pago.</w:t>
-      </w:r>
-    </w:p>
-    <w:p>
-      <w:pPr>
-        <w:pStyle w:val="Prrafodelista"/>
-        <w:numPr>
-          <w:ilvl w:val="1"/>
-          <w:numId w:val="3"/>
-        </w:numPr>
-        <w:pBdr>
-          <w:top w:val="nil"/>
-          <w:left w:val="nil"/>
-          <w:bottom w:val="nil"/>
-          <w:right w:val="nil"/>
-          <w:between w:val="nil"/>
-        </w:pBdr>
-        <w:spacing w:after="0" w:line="360" w:lineRule="auto"/>
-        <w:jc w:val="both"/>
-        <w:rPr>
-          <w:rFonts w:ascii="Arial" w:eastAsia="Calibri" w:hAnsi="Arial" w:cs="Arial"/>
-          <w:color w:val="000000"/>
-        </w:rPr>
-      </w:pPr>
-      <w:r>
-        <w:rPr>
-          <w:rFonts w:ascii="Arial" w:eastAsia="Calibri" w:hAnsi="Arial" w:cs="Arial"/>
-          <w:color w:val="000000"/>
-        </w:rPr>
-        <w:t>Módulo de simulación funcional probado a nivel local.</w:t>
-      </w:r>
-    </w:p>
-    <w:p>
-      <w:pPr>
-        <w:pStyle w:val="Prrafodelista"/>
-        <w:pBdr>
-          <w:top w:val="nil"/>
-          <w:left w:val="nil"/>
-          <w:bottom w:val="nil"/>
-          <w:right w:val="nil"/>
-          <w:between w:val="nil"/>
-        </w:pBdr>
-        <w:spacing w:after="0" w:line="360" w:lineRule="auto"/>
-        <w:ind w:left="1440"/>
-        <w:jc w:val="both"/>
-        <w:rPr>
-          <w:rFonts w:ascii="Arial" w:eastAsia="Calibri" w:hAnsi="Arial" w:cs="Arial"/>
-          <w:color w:val="000000"/>
-        </w:rPr>
-      </w:pPr>
-    </w:p>
-    <w:p>
-      <w:pPr>
-        <w:pBdr>
-          <w:top w:val="nil"/>
-          <w:left w:val="nil"/>
-          <w:bottom w:val="nil"/>
-          <w:right w:val="nil"/>
-          <w:between w:val="nil"/>
-        </w:pBdr>
-        <w:spacing w:after="0" w:line="360" w:lineRule="auto"/>
-        <w:jc w:val="both"/>
-        <w:rPr>
-          <w:rFonts w:ascii="Arial" w:eastAsia="Calibri" w:hAnsi="Arial" w:cs="Arial"/>
-          <w:color w:val="000000"/>
-        </w:rPr>
-      </w:pPr>
-      <w:r>
-        <w:rPr>
-          <w:rFonts w:ascii="Arial" w:eastAsia="Calibri" w:hAnsi="Arial" w:cs="Arial"/>
-          <w:color w:val="000000"/>
-        </w:rPr>
-        <w:t>Fase 3: Integración de Pasarelas (API).</w:t>
-      </w:r>
-    </w:p>
-    <w:p>
-      <w:pPr>
-        <w:pBdr>
-          <w:top w:val="nil"/>
-          <w:left w:val="nil"/>
-          <w:bottom w:val="nil"/>
-          <w:right w:val="nil"/>
-          <w:between w:val="nil"/>
-        </w:pBdr>
-        <w:spacing w:after="0" w:line="360" w:lineRule="auto"/>
-        <w:jc w:val="both"/>
-        <w:rPr>
-          <w:rFonts w:ascii="Arial" w:eastAsia="Calibri" w:hAnsi="Arial" w:cs="Arial"/>
-          <w:color w:val="000000"/>
-        </w:rPr>
-      </w:pPr>
-    </w:p>
-    <w:p>
-      <w:pPr>
-        <w:pStyle w:val="Prrafodelista"/>
-        <w:numPr>
-          <w:ilvl w:val="1"/>
-          <w:numId w:val="3"/>
-        </w:numPr>
-        <w:pBdr>
-          <w:top w:val="nil"/>
-          <w:left w:val="nil"/>
-          <w:bottom w:val="nil"/>
-          <w:right w:val="nil"/>
-          <w:between w:val="nil"/>
-        </w:pBdr>
-        <w:spacing w:after="0" w:line="360" w:lineRule="auto"/>
-        <w:jc w:val="both"/>
-        <w:rPr>
-          <w:rFonts w:ascii="Arial" w:eastAsia="Calibri" w:hAnsi="Arial" w:cs="Arial"/>
-          <w:color w:val="000000"/>
-        </w:rPr>
-      </w:pPr>
-      <w:r>
-        <w:rPr>
-          <w:rFonts w:ascii="Arial" w:eastAsia="Calibri" w:hAnsi="Arial" w:cs="Arial"/>
-          <w:color w:val="000000"/>
-        </w:rPr>
-        <w:lastRenderedPageBreak/>
-        <w:t xml:space="preserve">Desarrollo de los adaptadores para conectar la API con los entornos de prueba (Sandbox) de Mercado Pago y </w:t>
-      </w:r>
-      <w:proofErr w:type="spellStart"/>
-      <w:r>
-        <w:rPr>
-          <w:rFonts w:ascii="Arial" w:eastAsia="Calibri" w:hAnsi="Arial" w:cs="Arial"/>
-          <w:color w:val="000000"/>
-        </w:rPr>
-        <w:t>Khipu</w:t>
-      </w:r>
-      <w:proofErr w:type="spellEnd"/>
-      <w:r>
-        <w:rPr>
-          <w:rFonts w:ascii="Arial" w:eastAsia="Calibri" w:hAnsi="Arial" w:cs="Arial"/>
-          <w:color w:val="000000"/>
-        </w:rPr>
-        <w:t>.</w:t>
-      </w:r>
-    </w:p>
-    <w:p>
-      <w:pPr>
-        <w:pStyle w:val="Prrafodelista"/>
-        <w:numPr>
-          <w:ilvl w:val="1"/>
-          <w:numId w:val="3"/>
-        </w:numPr>
-        <w:pBdr>
-          <w:top w:val="nil"/>
-          <w:left w:val="nil"/>
-          <w:bottom w:val="nil"/>
-          <w:right w:val="nil"/>
-          <w:between w:val="nil"/>
-        </w:pBdr>
-        <w:spacing w:after="0" w:line="360" w:lineRule="auto"/>
-        <w:jc w:val="both"/>
-        <w:rPr>
-          <w:rFonts w:ascii="Arial" w:eastAsia="Calibri" w:hAnsi="Arial" w:cs="Arial"/>
-          <w:color w:val="000000"/>
-        </w:rPr>
-      </w:pPr>
-      <w:proofErr w:type="spellStart"/>
-      <w:r>
-        <w:rPr>
-          <w:rFonts w:ascii="Arial" w:eastAsia="Calibri" w:hAnsi="Arial" w:cs="Arial"/>
-          <w:color w:val="000000"/>
-        </w:rPr>
-        <w:t>Endpoints</w:t>
-      </w:r>
-      <w:proofErr w:type="spellEnd"/>
-      <w:r>
-        <w:rPr>
-          <w:rFonts w:ascii="Arial" w:eastAsia="Calibri" w:hAnsi="Arial" w:cs="Arial"/>
-          <w:color w:val="000000"/>
-        </w:rPr>
-        <w:t xml:space="preserve"> de emisión de cobro y recepción de </w:t>
-      </w:r>
-      <w:proofErr w:type="spellStart"/>
-      <w:r>
-        <w:rPr>
-          <w:rFonts w:ascii="Arial" w:eastAsia="Calibri" w:hAnsi="Arial" w:cs="Arial"/>
-          <w:color w:val="000000"/>
-        </w:rPr>
-        <w:t>webhooks</w:t>
-      </w:r>
-      <w:proofErr w:type="spellEnd"/>
-      <w:r>
-        <w:rPr>
-          <w:rFonts w:ascii="Arial" w:eastAsia="Calibri" w:hAnsi="Arial" w:cs="Arial"/>
-          <w:color w:val="000000"/>
-        </w:rPr>
-        <w:t xml:space="preserve"> funcionales.</w:t>
-      </w:r>
-    </w:p>
-    <w:p>
-      <w:pPr>
-        <w:pBdr>
-          <w:top w:val="nil"/>
-          <w:left w:val="nil"/>
-          <w:bottom w:val="nil"/>
-          <w:right w:val="nil"/>
-          <w:between w:val="nil"/>
-        </w:pBdr>
-        <w:spacing w:after="0" w:line="360" w:lineRule="auto"/>
-        <w:jc w:val="both"/>
-        <w:rPr>
-          <w:rFonts w:ascii="Arial" w:eastAsia="Calibri" w:hAnsi="Arial" w:cs="Arial"/>
-          <w:color w:val="000000"/>
-        </w:rPr>
-      </w:pPr>
-    </w:p>
-    <w:p>
-      <w:pPr>
-        <w:pBdr>
-          <w:top w:val="nil"/>
-          <w:left w:val="nil"/>
-          <w:bottom w:val="nil"/>
-          <w:right w:val="nil"/>
-          <w:between w:val="nil"/>
-        </w:pBdr>
-        <w:spacing w:after="0" w:line="360" w:lineRule="auto"/>
-        <w:jc w:val="both"/>
-        <w:rPr>
-          <w:rFonts w:ascii="Arial" w:eastAsia="Calibri" w:hAnsi="Arial" w:cs="Arial"/>
-          <w:color w:val="000000"/>
-        </w:rPr>
-      </w:pPr>
-      <w:r>
-        <w:rPr>
-          <w:rFonts w:ascii="Arial" w:eastAsia="Calibri" w:hAnsi="Arial" w:cs="Arial"/>
-          <w:color w:val="000000"/>
-        </w:rPr>
-        <w:t>Fase 4: Desarrollo del Portal de Autoatención.</w:t>
-      </w:r>
-    </w:p>
-    <w:p>
-      <w:pPr>
-        <w:pStyle w:val="Prrafodelista"/>
-        <w:numPr>
-          <w:ilvl w:val="1"/>
-          <w:numId w:val="3"/>
-        </w:numPr>
-        <w:pBdr>
-          <w:top w:val="nil"/>
-          <w:left w:val="nil"/>
-          <w:bottom w:val="nil"/>
-          <w:right w:val="nil"/>
-          <w:between w:val="nil"/>
-        </w:pBdr>
-        <w:spacing w:after="0" w:line="360" w:lineRule="auto"/>
-        <w:jc w:val="both"/>
-        <w:rPr>
-          <w:rFonts w:ascii="Arial" w:eastAsia="Calibri" w:hAnsi="Arial" w:cs="Arial"/>
-          <w:color w:val="000000"/>
-        </w:rPr>
-      </w:pPr>
-      <w:r>
-        <w:rPr>
-          <w:rFonts w:ascii="Arial" w:eastAsia="Calibri" w:hAnsi="Arial" w:cs="Arial"/>
-          <w:color w:val="000000"/>
-        </w:rPr>
-        <w:t>Construcción de la interfaz web responsiva para el deudor y su conexión con la API de Kobra.</w:t>
-      </w:r>
-    </w:p>
-    <w:p>
-      <w:pPr>
-        <w:pStyle w:val="Prrafodelista"/>
-        <w:numPr>
-          <w:ilvl w:val="1"/>
-          <w:numId w:val="3"/>
-        </w:numPr>
-        <w:pBdr>
-          <w:top w:val="nil"/>
-          <w:left w:val="nil"/>
-          <w:bottom w:val="nil"/>
-          <w:right w:val="nil"/>
-          <w:between w:val="nil"/>
-        </w:pBdr>
-        <w:spacing w:after="0" w:line="360" w:lineRule="auto"/>
-        <w:jc w:val="both"/>
-        <w:rPr>
-          <w:rFonts w:ascii="Arial" w:eastAsia="Calibri" w:hAnsi="Arial" w:cs="Arial"/>
-          <w:color w:val="000000"/>
-        </w:rPr>
-      </w:pPr>
-      <w:r>
-        <w:rPr>
-          <w:rFonts w:ascii="Arial" w:eastAsia="Calibri" w:hAnsi="Arial" w:cs="Arial"/>
-          <w:color w:val="000000"/>
-        </w:rPr>
-        <w:t xml:space="preserve">Portal web navegable y conectado al </w:t>
-      </w:r>
-      <w:proofErr w:type="spellStart"/>
-      <w:r>
-        <w:rPr>
-          <w:rFonts w:ascii="Arial" w:eastAsia="Calibri" w:hAnsi="Arial" w:cs="Arial"/>
-          <w:color w:val="000000"/>
-        </w:rPr>
-        <w:t>backend</w:t>
-      </w:r>
-      <w:proofErr w:type="spellEnd"/>
-      <w:r>
-        <w:rPr>
-          <w:rFonts w:ascii="Arial" w:eastAsia="Calibri" w:hAnsi="Arial" w:cs="Arial"/>
-          <w:color w:val="000000"/>
-        </w:rPr>
-        <w:t>.</w:t>
-      </w:r>
-    </w:p>
-    <w:p>
-      <w:pPr>
-        <w:pBdr>
-          <w:top w:val="nil"/>
-          <w:left w:val="nil"/>
-          <w:bottom w:val="nil"/>
-          <w:right w:val="nil"/>
-          <w:between w:val="nil"/>
-        </w:pBdr>
-        <w:spacing w:after="0" w:line="360" w:lineRule="auto"/>
-        <w:jc w:val="both"/>
-        <w:rPr>
-          <w:rFonts w:ascii="Arial" w:eastAsia="Calibri" w:hAnsi="Arial" w:cs="Arial"/>
-          <w:color w:val="000000"/>
-        </w:rPr>
-      </w:pPr>
-    </w:p>
-    <w:p>
-      <w:pPr>
-        <w:pBdr>
-          <w:top w:val="nil"/>
-          <w:left w:val="nil"/>
-          <w:bottom w:val="nil"/>
-          <w:right w:val="nil"/>
-          <w:between w:val="nil"/>
-        </w:pBdr>
-        <w:spacing w:after="0" w:line="360" w:lineRule="auto"/>
-        <w:jc w:val="both"/>
-        <w:rPr>
-          <w:rFonts w:ascii="Arial" w:eastAsia="Calibri" w:hAnsi="Arial" w:cs="Arial"/>
-          <w:color w:val="000000"/>
-        </w:rPr>
-      </w:pPr>
-      <w:r>
-        <w:rPr>
-          <w:rFonts w:ascii="Arial" w:eastAsia="Calibri" w:hAnsi="Arial" w:cs="Arial"/>
-          <w:color w:val="000000"/>
-        </w:rPr>
-        <w:t>Fase 5: Pruebas y Aseguramiento de Calidad.</w:t>
-      </w:r>
-    </w:p>
-    <w:p>
-      <w:pPr>
-        <w:pStyle w:val="Prrafodelista"/>
-        <w:numPr>
-          <w:ilvl w:val="1"/>
-          <w:numId w:val="3"/>
-        </w:numPr>
-        <w:pBdr>
-          <w:top w:val="nil"/>
-          <w:left w:val="nil"/>
-          <w:bottom w:val="nil"/>
-          <w:right w:val="nil"/>
-          <w:between w:val="nil"/>
-        </w:pBdr>
-        <w:spacing w:after="0" w:line="360" w:lineRule="auto"/>
-        <w:jc w:val="both"/>
-        <w:rPr>
-          <w:rFonts w:ascii="Arial" w:eastAsia="Calibri" w:hAnsi="Arial" w:cs="Arial"/>
-          <w:color w:val="000000"/>
-        </w:rPr>
-      </w:pPr>
-      <w:r>
-        <w:rPr>
-          <w:rFonts w:ascii="Arial" w:eastAsia="Calibri" w:hAnsi="Arial" w:cs="Arial"/>
-          <w:color w:val="000000"/>
-        </w:rPr>
-        <w:t>Ejecución de pruebas funcionales, de seguridad y simulaciones de pago.</w:t>
-      </w:r>
-    </w:p>
-    <w:p>
-      <w:pPr>
-        <w:pStyle w:val="Prrafodelista"/>
-        <w:numPr>
-          <w:ilvl w:val="1"/>
-          <w:numId w:val="3"/>
-        </w:numPr>
-        <w:pBdr>
-          <w:top w:val="nil"/>
-          <w:left w:val="nil"/>
-          <w:bottom w:val="nil"/>
-          <w:right w:val="nil"/>
-          <w:between w:val="nil"/>
-        </w:pBdr>
-        <w:spacing w:after="0" w:line="360" w:lineRule="auto"/>
-        <w:jc w:val="both"/>
-        <w:rPr>
-          <w:rFonts w:ascii="Arial" w:eastAsia="Calibri" w:hAnsi="Arial" w:cs="Arial"/>
-          <w:color w:val="000000"/>
-        </w:rPr>
-      </w:pPr>
-      <w:r>
-        <w:rPr>
-          <w:rFonts w:ascii="Arial" w:eastAsia="Calibri" w:hAnsi="Arial" w:cs="Arial"/>
-          <w:color w:val="000000"/>
-        </w:rPr>
-        <w:t>Reporte de pruebas y corrección de bugs (Issues).</w:t>
-      </w:r>
-    </w:p>
-    <w:p>
-      <w:pPr>
-        <w:pBdr>
-          <w:top w:val="nil"/>
-          <w:left w:val="nil"/>
-          <w:bottom w:val="nil"/>
-          <w:right w:val="nil"/>
-          <w:between w:val="nil"/>
-        </w:pBdr>
-        <w:spacing w:after="0" w:line="360" w:lineRule="auto"/>
-        <w:jc w:val="both"/>
-        <w:rPr>
-          <w:rFonts w:ascii="Arial" w:eastAsia="Calibri" w:hAnsi="Arial" w:cs="Arial"/>
-          <w:color w:val="000000"/>
-        </w:rPr>
-      </w:pPr>
-    </w:p>
-    <w:p>
-      <w:pPr>
-        <w:pBdr>
-          <w:top w:val="nil"/>
-          <w:left w:val="nil"/>
-          <w:bottom w:val="nil"/>
-          <w:right w:val="nil"/>
-          <w:between w:val="nil"/>
-        </w:pBdr>
-        <w:spacing w:after="0" w:line="360" w:lineRule="auto"/>
-        <w:jc w:val="both"/>
-        <w:rPr>
-          <w:rFonts w:ascii="Arial" w:eastAsia="Calibri" w:hAnsi="Arial" w:cs="Arial"/>
-          <w:color w:val="000000"/>
-        </w:rPr>
-      </w:pPr>
-      <w:r>
-        <w:rPr>
-          <w:rFonts w:ascii="Arial" w:eastAsia="Calibri" w:hAnsi="Arial" w:cs="Arial"/>
-          <w:color w:val="000000"/>
-        </w:rPr>
-        <w:t>Fase 6: Entrega y Documentación Final.</w:t>
-      </w:r>
-    </w:p>
-    <w:p>
-      <w:pPr>
-        <w:pStyle w:val="Prrafodelista"/>
-        <w:numPr>
-          <w:ilvl w:val="1"/>
-          <w:numId w:val="3"/>
-        </w:numPr>
-        <w:pBdr>
-          <w:top w:val="nil"/>
-          <w:left w:val="nil"/>
-          <w:bottom w:val="nil"/>
-          <w:right w:val="nil"/>
-          <w:between w:val="nil"/>
-        </w:pBdr>
-        <w:spacing w:after="0" w:line="360" w:lineRule="auto"/>
-        <w:jc w:val="both"/>
-        <w:rPr>
-          <w:rFonts w:ascii="Arial" w:eastAsia="Calibri" w:hAnsi="Arial" w:cs="Arial"/>
-          <w:color w:val="000000"/>
-        </w:rPr>
-      </w:pPr>
-      <w:r>
-        <w:rPr>
-          <w:rFonts w:ascii="Arial" w:eastAsia="Calibri" w:hAnsi="Arial" w:cs="Arial"/>
-          <w:color w:val="000000"/>
-        </w:rPr>
-        <w:t>Despliegue del prototipo y entrega de manuales técnicos al cliente.</w:t>
-      </w:r>
-    </w:p>
-    <w:p>
-      <w:pPr>
-        <w:pStyle w:val="Prrafodelista"/>
-        <w:numPr>
-          <w:ilvl w:val="1"/>
-          <w:numId w:val="3"/>
-        </w:numPr>
-        <w:pBdr>
-          <w:top w:val="nil"/>
-          <w:left w:val="nil"/>
-          <w:bottom w:val="nil"/>
-          <w:right w:val="nil"/>
-          <w:between w:val="nil"/>
-        </w:pBdr>
-        <w:spacing w:after="0" w:line="360" w:lineRule="auto"/>
-        <w:jc w:val="both"/>
-        <w:rPr>
-          <w:rFonts w:ascii="Arial" w:eastAsia="Calibri" w:hAnsi="Arial" w:cs="Arial"/>
-          <w:color w:val="000000"/>
-        </w:rPr>
-      </w:pPr>
-      <w:r>
-        <w:rPr>
-          <w:rFonts w:ascii="Arial" w:eastAsia="Calibri" w:hAnsi="Arial" w:cs="Arial"/>
-          <w:color w:val="000000"/>
-        </w:rPr>
-        <w:t>Código fuente en repositorio y documentación técnica finalizada.</w:t>
-      </w:r>
-    </w:p>
-    <w:p>
-      <w:pPr>
-        <w:pBdr>
-          <w:top w:val="nil"/>
-          <w:left w:val="nil"/>
-          <w:bottom w:val="nil"/>
-          <w:right w:val="nil"/>
-          <w:between w:val="nil"/>
-        </w:pBdr>
-        <w:spacing w:after="0" w:line="360" w:lineRule="auto"/>
-        <w:jc w:val="both"/>
-        <w:rPr>
-          <w:rFonts w:ascii="Arial" w:hAnsi="Arial" w:cs="Arial"/>
-          <w:color w:val="000000"/>
-        </w:rPr>
-      </w:pPr>
-    </w:p>
-    <w:p>
-      <w:pPr>
-        <w:pStyle w:val="Ttulo1"/>
-        <w:spacing w:line="360" w:lineRule="auto"/>
-        <w:rPr>
-          <w:rFonts w:ascii="Arial" w:eastAsia="Calibri" w:hAnsi="Arial" w:cs="Arial"/>
-          <w:sz w:val="32"/>
-          <w:szCs w:val="32"/>
-        </w:rPr>
-      </w:pPr>
-      <w:bookmarkStart w:id="9" w:name="_Toc238761547"/>
-      <w:r>
-        <w:rPr>
-          <w:rFonts w:ascii="Arial" w:eastAsia="Calibri" w:hAnsi="Arial" w:cs="Arial"/>
-          <w:sz w:val="32"/>
-          <w:szCs w:val="32"/>
-        </w:rPr>
-        <w:t>Propuesta de evidencias que darán cuenta del logro de las actividades.</w:t>
-      </w:r>
-      <w:bookmarkEnd w:id="9"/>
-      <w:r>
-        <w:rPr>
-          <w:rFonts w:ascii="Arial" w:eastAsia="Calibri" w:hAnsi="Arial" w:cs="Arial"/>
-          <w:sz w:val="32"/>
-          <w:szCs w:val="32"/>
-        </w:rPr>
-        <w:t> </w:t>
-      </w:r>
-    </w:p>
-    <w:p>
-      <w:pPr>
-        <w:pBdr>
-          <w:top w:val="nil"/>
-          <w:left w:val="nil"/>
-          <w:bottom w:val="nil"/>
-          <w:right w:val="nil"/>
-          <w:between w:val="nil"/>
-        </w:pBdr>
-        <w:spacing w:after="0" w:line="360" w:lineRule="auto"/>
-        <w:jc w:val="both"/>
-        <w:rPr>
-          <w:rFonts w:ascii="Arial" w:eastAsia="Calibri" w:hAnsi="Arial" w:cs="Arial"/>
-          <w:color w:val="000000"/>
-        </w:rPr>
-      </w:pPr>
-      <w:r>
-        <w:rPr>
-          <w:rFonts w:ascii="Arial" w:eastAsia="Calibri" w:hAnsi="Arial" w:cs="Arial"/>
-          <w:color w:val="000000"/>
-        </w:rPr>
-        <w:t>Para respaldar el cumplimiento de cada objetivo, se generarán las siguientes evidencias técnicas y de gestión:</w:t>
-      </w:r>
-    </w:p>
-    <w:p>
-      <w:pPr>
-        <w:pBdr>
-          <w:top w:val="nil"/>
-          <w:left w:val="nil"/>
-          <w:bottom w:val="nil"/>
-          <w:right w:val="nil"/>
-          <w:between w:val="nil"/>
-        </w:pBdr>
-        <w:spacing w:after="0" w:line="360" w:lineRule="auto"/>
-        <w:jc w:val="both"/>
-        <w:rPr>
           <w:rFonts w:ascii="Arial" w:hAnsi="Arial" w:cs="Arial"/>
           <w:color w:val="000000"/>
         </w:rPr>
@@ -6472,6 +6336,7 @@
         <w:rPr>
           <w:rFonts w:ascii="Arial" w:hAnsi="Arial" w:cs="Arial"/>
         </w:rPr>
+        <w:lastRenderedPageBreak/>
         <w:t>Desarrollo: Código fuente alojado y versionado en un repositorio (ej. GitHub/</w:t>
       </w:r>
       <w:proofErr w:type="spellStart"/>
@@ -6505,7 +6370,6 @@
         <w:rPr>
           <w:rFonts w:ascii="Arial" w:hAnsi="Arial" w:cs="Arial"/>
         </w:rPr>
-        <w:lastRenderedPageBreak/>
         <w:t xml:space="preserve">Pruebas de Integración: Colecciones de Postman con los </w:t>
       </w:r>
       <w:proofErr w:type="spellStart"/>
@@ -8387,6 +8251,7 @@
         <w:rPr>
           <w:rFonts w:ascii="Arial" w:hAnsi="Arial" w:cs="Arial"/>
         </w:rPr>
+        <w:lastRenderedPageBreak/>
         <w:t>However</w:t>
       </w:r>
       <w:proofErr w:type="spellEnd"/>
@@ -8597,7 +8462,6 @@
         <w:rPr>
           <w:rFonts w:ascii="Arial" w:hAnsi="Arial" w:cs="Arial"/>
         </w:rPr>
-        <w:lastRenderedPageBreak/>
         <w:t>maintaining</w:t>
       </w:r>
       <w:proofErr w:type="spellEnd"/>
@@ -9919,14 +9783,21 @@
           <w:numId w:val="3"/>
         </w:numPr>
         <w:spacing w:line="360" w:lineRule="auto"/>
-      </w:pPr>
-      <w:r>
+        <w:rPr>
+          <w:rFonts w:ascii="Arial" w:hAnsi="Arial" w:cs="Arial"/>
+        </w:rPr>
+      </w:pPr>
+      <w:r>
+        <w:rPr>
+          <w:rFonts w:ascii="Arial" w:hAnsi="Arial" w:cs="Arial"/>
+        </w:rPr>
         <w:t xml:space="preserve">Kobra. (s.f.). Kobra: Cobranza automatizada con IA. Recuperado de </w:t>
       </w:r>
       <w:hyperlink r:id="rId9" w:history="1">
         <w:r>
           <w:rPr>
             <w:rStyle w:val="Hipervnculo"/>
+            <w:rFonts w:ascii="Arial" w:hAnsi="Arial" w:cs="Arial"/>
           </w:rPr>
           <w:t>https://trykobra.com/</w:t>
         </w:r>
@@ -9940,19 +9811,29 @@
           <w:numId w:val="3"/>
         </w:numPr>
         <w:spacing w:line="360" w:lineRule="auto"/>
-      </w:pPr>
-      <w:proofErr w:type="spellStart"/>
-      <w:r>
+        <w:rPr>
+          <w:rFonts w:ascii="Arial" w:hAnsi="Arial" w:cs="Arial"/>
+        </w:rPr>
+      </w:pPr>
+      <w:proofErr w:type="spellStart"/>
+      <w:r>
+        <w:rPr>
+          <w:rFonts w:ascii="Arial" w:hAnsi="Arial" w:cs="Arial"/>
+        </w:rPr>
         <w:t>Khipu</w:t>
       </w:r>
       <w:proofErr w:type="spellEnd"/>
       <w:r>
+        <w:rPr>
+          <w:rFonts w:ascii="Arial" w:hAnsi="Arial" w:cs="Arial"/>
+        </w:rPr>
         <w:t xml:space="preserve">. (s.f.). Documentación para Desarrolladores. Recuperado de </w:t>
       </w:r>
       <w:hyperlink r:id="rId10" w:history="1">
         <w:r>
           <w:rPr>
             <w:rStyle w:val="Hipervnculo"/>
+            <w:rFonts w:ascii="Arial" w:hAnsi="Arial" w:cs="Arial"/>
           </w:rPr>
           <w:t>https://developers.khipu.com/</w:t>
         </w:r>
@@ -9966,22 +9847,35 @@
           <w:numId w:val="3"/>
         </w:numPr>
         <w:spacing w:line="360" w:lineRule="auto"/>
-      </w:pPr>
-      <w:r>
+        <w:rPr>
+          <w:rFonts w:ascii="Arial" w:hAnsi="Arial" w:cs="Arial"/>
+        </w:rPr>
+      </w:pPr>
+      <w:r>
+        <w:rPr>
+          <w:rFonts w:ascii="Arial" w:hAnsi="Arial" w:cs="Arial"/>
+        </w:rPr>
         <w:t xml:space="preserve">Mercado Pago. (s.f.). Mercado Pago </w:t>
       </w:r>
       <w:proofErr w:type="spellStart"/>
       <w:r>
+        <w:rPr>
+          <w:rFonts w:ascii="Arial" w:hAnsi="Arial" w:cs="Arial"/>
+        </w:rPr>
         <w:t>Developers</w:t>
       </w:r>
       <w:proofErr w:type="spellEnd"/>
       <w:r>
+        <w:rPr>
+          <w:rFonts w:ascii="Arial" w:hAnsi="Arial" w:cs="Arial"/>
+        </w:rPr>
         <w:t xml:space="preserve"> - Documentación oficial. Recuperado de </w:t>
       </w:r>
       <w:hyperlink r:id="rId11" w:history="1">
         <w:r>
           <w:rPr>
             <w:rStyle w:val="Hipervnculo"/>
+            <w:rFonts w:ascii="Arial" w:hAnsi="Arial" w:cs="Arial"/>
           </w:rPr>
           <w:t>https://www.mercadopago.cl/developers/</w:t>
         </w:r>
@@ -9995,30 +9889,49 @@
           <w:numId w:val="3"/>
         </w:numPr>
         <w:spacing w:line="360" w:lineRule="auto"/>
-      </w:pPr>
-      <w:r>
+        <w:rPr>
+          <w:rFonts w:ascii="Arial" w:hAnsi="Arial" w:cs="Arial"/>
+        </w:rPr>
+      </w:pPr>
+      <w:r>
+        <w:rPr>
+          <w:rFonts w:ascii="Arial" w:hAnsi="Arial" w:cs="Arial"/>
+        </w:rPr>
         <w:t xml:space="preserve">PCI Security </w:t>
       </w:r>
       <w:proofErr w:type="spellStart"/>
       <w:r>
+        <w:rPr>
+          <w:rFonts w:ascii="Arial" w:hAnsi="Arial" w:cs="Arial"/>
+        </w:rPr>
         <w:t>Standards</w:t>
       </w:r>
       <w:proofErr w:type="spellEnd"/>
       <w:r>
+        <w:rPr>
+          <w:rFonts w:ascii="Arial" w:hAnsi="Arial" w:cs="Arial"/>
+        </w:rPr>
         <w:t xml:space="preserve"> Council. (2022). Payment Card </w:t>
       </w:r>
       <w:proofErr w:type="spellStart"/>
       <w:r>
+        <w:rPr>
+          <w:rFonts w:ascii="Arial" w:hAnsi="Arial" w:cs="Arial"/>
+        </w:rPr>
         <w:t>Industry</w:t>
       </w:r>
       <w:proofErr w:type="spellEnd"/>
       <w:r>
+        <w:rPr>
+          <w:rFonts w:ascii="Arial" w:hAnsi="Arial" w:cs="Arial"/>
+        </w:rPr>
         <w:t xml:space="preserve"> Data Security Standard (PCI DSS). Recuperado de </w:t>
       </w:r>
       <w:hyperlink r:id="rId12" w:history="1">
         <w:r>
           <w:rPr>
             <w:rStyle w:val="Hipervnculo"/>
+            <w:rFonts w:ascii="Arial" w:hAnsi="Arial" w:cs="Arial"/>
           </w:rPr>
           <w:t>https://www.pcisecuritystandards.org/</w:t>
         </w:r>
@@ -10032,8 +9945,14 @@
           <w:numId w:val="3"/>
         </w:numPr>
         <w:spacing w:line="360" w:lineRule="auto"/>
-      </w:pPr>
-      <w:r>
+        <w:rPr>
+          <w:rFonts w:ascii="Arial" w:hAnsi="Arial" w:cs="Arial"/>
+        </w:rPr>
+      </w:pPr>
+      <w:r>
+        <w:rPr>
+          <w:rFonts w:ascii="Arial" w:hAnsi="Arial" w:cs="Arial"/>
+        </w:rPr>
         <w:t>Schwaber, K., &amp; Sutherland, J. (2020). La Guía de Scrum. Scrum.org. Recuperado de https://scrumguides.org/</w:t>
       </w:r>
     </w:p>
@@ -11556,6 +11475,7 @@
   <w:style w:type="character" w:default="1" w:styleId="Fuentedeprrafopredeter">
     <w:name w:val="Default Paragraph Font"/>
     <w:uiPriority w:val="1"/>
+    <w:semiHidden/>
     <w:unhideWhenUsed/>
   </w:style>
   <w:style w:type="table" w:default="1" w:styleId="Tablanormal">
@@ -11991,6 +11911,25 @@
       <w:shd w:val="clear" w:color="auto" w:fill="E1DFDD"/>
     </w:rPr>
   </w:style>
+  <w:style w:type="table" w:styleId="Tablaconcuadrcula">
+    <w:name w:val="Table Grid"/>
+    <w:basedOn w:val="Tablanormal"/>
+    <w:uiPriority w:val="39"/>
+    <w:rsid w:val="004C24D1"/>
+    <w:pPr>
+      <w:spacing w:after="0" w:line="240" w:lineRule="auto"/>
+    </w:pPr>
+    <w:tblPr>
+      <w:tblBorders>
+        <w:top w:val="single" w:sz="4" w:space="0" w:color="auto"/>
+        <w:left w:val="single" w:sz="4" w:space="0" w:color="auto"/>
+        <w:bottom w:val="single" w:sz="4" w:space="0" w:color="auto"/>
+        <w:right w:val="single" w:sz="4" w:space="0" w:color="auto"/>
+        <w:insideH w:val="single" w:sz="4" w:space="0" w:color="auto"/>
+        <w:insideV w:val="single" w:sz="4" w:space="0" w:color="auto"/>
+      </w:tblBorders>
+    </w:tblPr>
+  </w:style>
 </w:styles>
 </file>
 

--- a/AV_Aldo_800D_EquipoTechnicalBridge/Fase 1/Evidencias Individuales/Henriquez_Flavio_1.3_APT122_AutoevaluacionFase1.docx
+++ b/AV_Aldo_800D_EquipoTechnicalBridge/Fase 1/Evidencias Individuales/Henriquez_Flavio_1.3_APT122_AutoevaluacionFase1.docx
@@ -541,7 +541,7 @@
             </w:tabs>
             <w:spacing w:line="360" w:lineRule="auto"/>
             <w:rPr>
-              <w:rFonts w:ascii="Arial" w:eastAsiaTheme="minorEastAsia" w:hAnsi="Arial" w:cs="Arial"/>
+              <w:rFonts w:eastAsiaTheme="minorEastAsia"/>
               <w:noProof/>
               <w:lang w:eastAsia="es-CL"/>
             </w:rPr>
@@ -564,7 +564,7 @@
             </w:rPr>
             <w:fldChar w:fldCharType="separate"/>
           </w:r>
-          <w:hyperlink w:anchor="_Toc238761538" w:history="1">
+          <w:hyperlink w:anchor="_Toc238762849" w:history="1">
             <w:r>
               <w:rPr>
                 <w:rStyle w:val="Hipervnculo"/>
@@ -575,7 +575,6 @@
             </w:r>
             <w:r>
               <w:rPr>
-                <w:rFonts w:ascii="Arial" w:hAnsi="Arial" w:cs="Arial"/>
                 <w:noProof/>
                 <w:webHidden/>
               </w:rPr>
@@ -583,7 +582,6 @@
             </w:r>
             <w:r>
               <w:rPr>
-                <w:rFonts w:ascii="Arial" w:hAnsi="Arial" w:cs="Arial"/>
                 <w:noProof/>
                 <w:webHidden/>
               </w:rPr>
@@ -591,22 +589,19 @@
             </w:r>
             <w:r>
               <w:rPr>
-                <w:rFonts w:ascii="Arial" w:hAnsi="Arial" w:cs="Arial"/>
                 <w:noProof/>
                 <w:webHidden/>
               </w:rPr>
-              <w:instrText xml:space="preserve"> PAGEREF _Toc238761538 \h </w:instrText>
-            </w:r>
-            <w:r>
-              <w:rPr>
-                <w:rFonts w:ascii="Arial" w:hAnsi="Arial" w:cs="Arial"/>
+              <w:instrText xml:space="preserve"> PAGEREF _Toc238762849 \h </w:instrText>
+            </w:r>
+            <w:r>
+              <w:rPr>
                 <w:noProof/>
                 <w:webHidden/>
               </w:rPr>
             </w:r>
             <w:r>
               <w:rPr>
-                <w:rFonts w:ascii="Arial" w:hAnsi="Arial" w:cs="Arial"/>
                 <w:noProof/>
                 <w:webHidden/>
               </w:rPr>
@@ -614,7 +609,6 @@
             </w:r>
             <w:r>
               <w:rPr>
-                <w:rFonts w:ascii="Arial" w:hAnsi="Arial" w:cs="Arial"/>
                 <w:noProof/>
                 <w:webHidden/>
               </w:rPr>
@@ -622,7 +616,6 @@
             </w:r>
             <w:r>
               <w:rPr>
-                <w:rFonts w:ascii="Arial" w:hAnsi="Arial" w:cs="Arial"/>
                 <w:noProof/>
                 <w:webHidden/>
               </w:rPr>
@@ -638,12 +631,12 @@
             </w:tabs>
             <w:spacing w:line="360" w:lineRule="auto"/>
             <w:rPr>
-              <w:rFonts w:ascii="Arial" w:eastAsiaTheme="minorEastAsia" w:hAnsi="Arial" w:cs="Arial"/>
+              <w:rFonts w:eastAsiaTheme="minorEastAsia"/>
               <w:noProof/>
               <w:lang w:eastAsia="es-CL"/>
             </w:rPr>
           </w:pPr>
-          <w:hyperlink w:anchor="_Toc238761539" w:history="1">
+          <w:hyperlink w:anchor="_Toc238762850" w:history="1">
             <w:r>
               <w:rPr>
                 <w:rStyle w:val="Hipervnculo"/>
@@ -654,7 +647,6 @@
             </w:r>
             <w:r>
               <w:rPr>
-                <w:rFonts w:ascii="Arial" w:hAnsi="Arial" w:cs="Arial"/>
                 <w:noProof/>
                 <w:webHidden/>
               </w:rPr>
@@ -662,7 +654,6 @@
             </w:r>
             <w:r>
               <w:rPr>
-                <w:rFonts w:ascii="Arial" w:hAnsi="Arial" w:cs="Arial"/>
                 <w:noProof/>
                 <w:webHidden/>
               </w:rPr>
@@ -670,22 +661,19 @@
             </w:r>
             <w:r>
               <w:rPr>
-                <w:rFonts w:ascii="Arial" w:hAnsi="Arial" w:cs="Arial"/>
                 <w:noProof/>
                 <w:webHidden/>
               </w:rPr>
-              <w:instrText xml:space="preserve"> PAGEREF _Toc238761539 \h </w:instrText>
-            </w:r>
-            <w:r>
-              <w:rPr>
-                <w:rFonts w:ascii="Arial" w:hAnsi="Arial" w:cs="Arial"/>
+              <w:instrText xml:space="preserve"> PAGEREF _Toc238762850 \h </w:instrText>
+            </w:r>
+            <w:r>
+              <w:rPr>
                 <w:noProof/>
                 <w:webHidden/>
               </w:rPr>
             </w:r>
             <w:r>
               <w:rPr>
-                <w:rFonts w:ascii="Arial" w:hAnsi="Arial" w:cs="Arial"/>
                 <w:noProof/>
                 <w:webHidden/>
               </w:rPr>
@@ -693,7 +681,6 @@
             </w:r>
             <w:r>
               <w:rPr>
-                <w:rFonts w:ascii="Arial" w:hAnsi="Arial" w:cs="Arial"/>
                 <w:noProof/>
                 <w:webHidden/>
               </w:rPr>
@@ -701,7 +688,6 @@
             </w:r>
             <w:r>
               <w:rPr>
-                <w:rFonts w:ascii="Arial" w:hAnsi="Arial" w:cs="Arial"/>
                 <w:noProof/>
                 <w:webHidden/>
               </w:rPr>
@@ -717,12 +703,12 @@
             </w:tabs>
             <w:spacing w:line="360" w:lineRule="auto"/>
             <w:rPr>
-              <w:rFonts w:ascii="Arial" w:eastAsiaTheme="minorEastAsia" w:hAnsi="Arial" w:cs="Arial"/>
+              <w:rFonts w:eastAsiaTheme="minorEastAsia"/>
               <w:noProof/>
               <w:lang w:eastAsia="es-CL"/>
             </w:rPr>
           </w:pPr>
-          <w:hyperlink w:anchor="_Toc238761540" w:history="1">
+          <w:hyperlink w:anchor="_Toc238762851" w:history="1">
             <w:r>
               <w:rPr>
                 <w:rStyle w:val="Hipervnculo"/>
@@ -733,7 +719,6 @@
             </w:r>
             <w:r>
               <w:rPr>
-                <w:rFonts w:ascii="Arial" w:hAnsi="Arial" w:cs="Arial"/>
                 <w:noProof/>
                 <w:webHidden/>
               </w:rPr>
@@ -741,7 +726,6 @@
             </w:r>
             <w:r>
               <w:rPr>
-                <w:rFonts w:ascii="Arial" w:hAnsi="Arial" w:cs="Arial"/>
                 <w:noProof/>
                 <w:webHidden/>
               </w:rPr>
@@ -749,22 +733,19 @@
             </w:r>
             <w:r>
               <w:rPr>
-                <w:rFonts w:ascii="Arial" w:hAnsi="Arial" w:cs="Arial"/>
                 <w:noProof/>
                 <w:webHidden/>
               </w:rPr>
-              <w:instrText xml:space="preserve"> PAGEREF _Toc238761540 \h </w:instrText>
-            </w:r>
-            <w:r>
-              <w:rPr>
-                <w:rFonts w:ascii="Arial" w:hAnsi="Arial" w:cs="Arial"/>
+              <w:instrText xml:space="preserve"> PAGEREF _Toc238762851 \h </w:instrText>
+            </w:r>
+            <w:r>
+              <w:rPr>
                 <w:noProof/>
                 <w:webHidden/>
               </w:rPr>
             </w:r>
             <w:r>
               <w:rPr>
-                <w:rFonts w:ascii="Arial" w:hAnsi="Arial" w:cs="Arial"/>
                 <w:noProof/>
                 <w:webHidden/>
               </w:rPr>
@@ -772,7 +753,6 @@
             </w:r>
             <w:r>
               <w:rPr>
-                <w:rFonts w:ascii="Arial" w:hAnsi="Arial" w:cs="Arial"/>
                 <w:noProof/>
                 <w:webHidden/>
               </w:rPr>
@@ -780,7 +760,6 @@
             </w:r>
             <w:r>
               <w:rPr>
-                <w:rFonts w:ascii="Arial" w:hAnsi="Arial" w:cs="Arial"/>
                 <w:noProof/>
                 <w:webHidden/>
               </w:rPr>
@@ -796,12 +775,12 @@
             </w:tabs>
             <w:spacing w:line="360" w:lineRule="auto"/>
             <w:rPr>
-              <w:rFonts w:ascii="Arial" w:eastAsiaTheme="minorEastAsia" w:hAnsi="Arial" w:cs="Arial"/>
+              <w:rFonts w:eastAsiaTheme="minorEastAsia"/>
               <w:noProof/>
               <w:lang w:eastAsia="es-CL"/>
             </w:rPr>
           </w:pPr>
-          <w:hyperlink w:anchor="_Toc238761541" w:history="1">
+          <w:hyperlink w:anchor="_Toc238762852" w:history="1">
             <w:r>
               <w:rPr>
                 <w:rStyle w:val="Hipervnculo"/>
@@ -812,7 +791,6 @@
             </w:r>
             <w:r>
               <w:rPr>
-                <w:rFonts w:ascii="Arial" w:hAnsi="Arial" w:cs="Arial"/>
                 <w:noProof/>
                 <w:webHidden/>
               </w:rPr>
@@ -820,7 +798,6 @@
             </w:r>
             <w:r>
               <w:rPr>
-                <w:rFonts w:ascii="Arial" w:hAnsi="Arial" w:cs="Arial"/>
                 <w:noProof/>
                 <w:webHidden/>
               </w:rPr>
@@ -828,22 +805,19 @@
             </w:r>
             <w:r>
               <w:rPr>
-                <w:rFonts w:ascii="Arial" w:hAnsi="Arial" w:cs="Arial"/>
                 <w:noProof/>
                 <w:webHidden/>
               </w:rPr>
-              <w:instrText xml:space="preserve"> PAGEREF _Toc238761541 \h </w:instrText>
-            </w:r>
-            <w:r>
-              <w:rPr>
-                <w:rFonts w:ascii="Arial" w:hAnsi="Arial" w:cs="Arial"/>
+              <w:instrText xml:space="preserve"> PAGEREF _Toc238762852 \h </w:instrText>
+            </w:r>
+            <w:r>
+              <w:rPr>
                 <w:noProof/>
                 <w:webHidden/>
               </w:rPr>
             </w:r>
             <w:r>
               <w:rPr>
-                <w:rFonts w:ascii="Arial" w:hAnsi="Arial" w:cs="Arial"/>
                 <w:noProof/>
                 <w:webHidden/>
               </w:rPr>
@@ -851,15 +825,13 @@
             </w:r>
             <w:r>
               <w:rPr>
-                <w:rFonts w:ascii="Arial" w:hAnsi="Arial" w:cs="Arial"/>
                 <w:noProof/>
                 <w:webHidden/>
               </w:rPr>
-              <w:t>5</w:t>
-            </w:r>
-            <w:r>
-              <w:rPr>
-                <w:rFonts w:ascii="Arial" w:hAnsi="Arial" w:cs="Arial"/>
+              <w:t>6</w:t>
+            </w:r>
+            <w:r>
+              <w:rPr>
                 <w:noProof/>
                 <w:webHidden/>
               </w:rPr>
@@ -875,12 +847,12 @@
             </w:tabs>
             <w:spacing w:line="360" w:lineRule="auto"/>
             <w:rPr>
-              <w:rFonts w:ascii="Arial" w:eastAsiaTheme="minorEastAsia" w:hAnsi="Arial" w:cs="Arial"/>
+              <w:rFonts w:eastAsiaTheme="minorEastAsia"/>
               <w:noProof/>
               <w:lang w:eastAsia="es-CL"/>
             </w:rPr>
           </w:pPr>
-          <w:hyperlink w:anchor="_Toc238761542" w:history="1">
+          <w:hyperlink w:anchor="_Toc238762853" w:history="1">
             <w:r>
               <w:rPr>
                 <w:rStyle w:val="Hipervnculo"/>
@@ -891,7 +863,6 @@
             </w:r>
             <w:r>
               <w:rPr>
-                <w:rFonts w:ascii="Arial" w:hAnsi="Arial" w:cs="Arial"/>
                 <w:noProof/>
                 <w:webHidden/>
               </w:rPr>
@@ -899,7 +870,6 @@
             </w:r>
             <w:r>
               <w:rPr>
-                <w:rFonts w:ascii="Arial" w:hAnsi="Arial" w:cs="Arial"/>
                 <w:noProof/>
                 <w:webHidden/>
               </w:rPr>
@@ -907,22 +877,19 @@
             </w:r>
             <w:r>
               <w:rPr>
-                <w:rFonts w:ascii="Arial" w:hAnsi="Arial" w:cs="Arial"/>
                 <w:noProof/>
                 <w:webHidden/>
               </w:rPr>
-              <w:instrText xml:space="preserve"> PAGEREF _Toc238761542 \h </w:instrText>
-            </w:r>
-            <w:r>
-              <w:rPr>
-                <w:rFonts w:ascii="Arial" w:hAnsi="Arial" w:cs="Arial"/>
+              <w:instrText xml:space="preserve"> PAGEREF _Toc238762853 \h </w:instrText>
+            </w:r>
+            <w:r>
+              <w:rPr>
                 <w:noProof/>
                 <w:webHidden/>
               </w:rPr>
             </w:r>
             <w:r>
               <w:rPr>
-                <w:rFonts w:ascii="Arial" w:hAnsi="Arial" w:cs="Arial"/>
                 <w:noProof/>
                 <w:webHidden/>
               </w:rPr>
@@ -930,15 +897,13 @@
             </w:r>
             <w:r>
               <w:rPr>
-                <w:rFonts w:ascii="Arial" w:hAnsi="Arial" w:cs="Arial"/>
                 <w:noProof/>
                 <w:webHidden/>
               </w:rPr>
-              <w:t>6</w:t>
-            </w:r>
-            <w:r>
-              <w:rPr>
-                <w:rFonts w:ascii="Arial" w:hAnsi="Arial" w:cs="Arial"/>
+              <w:t>8</w:t>
+            </w:r>
+            <w:r>
+              <w:rPr>
                 <w:noProof/>
                 <w:webHidden/>
               </w:rPr>
@@ -954,12 +919,12 @@
             </w:tabs>
             <w:spacing w:line="360" w:lineRule="auto"/>
             <w:rPr>
-              <w:rFonts w:ascii="Arial" w:eastAsiaTheme="minorEastAsia" w:hAnsi="Arial" w:cs="Arial"/>
+              <w:rFonts w:eastAsiaTheme="minorEastAsia"/>
               <w:noProof/>
               <w:lang w:eastAsia="es-CL"/>
             </w:rPr>
           </w:pPr>
-          <w:hyperlink w:anchor="_Toc238761543" w:history="1">
+          <w:hyperlink w:anchor="_Toc238762854" w:history="1">
             <w:r>
               <w:rPr>
                 <w:rStyle w:val="Hipervnculo"/>
@@ -970,7 +935,6 @@
             </w:r>
             <w:r>
               <w:rPr>
-                <w:rFonts w:ascii="Arial" w:hAnsi="Arial" w:cs="Arial"/>
                 <w:noProof/>
                 <w:webHidden/>
               </w:rPr>
@@ -978,7 +942,6 @@
             </w:r>
             <w:r>
               <w:rPr>
-                <w:rFonts w:ascii="Arial" w:hAnsi="Arial" w:cs="Arial"/>
                 <w:noProof/>
                 <w:webHidden/>
               </w:rPr>
@@ -986,22 +949,19 @@
             </w:r>
             <w:r>
               <w:rPr>
-                <w:rFonts w:ascii="Arial" w:hAnsi="Arial" w:cs="Arial"/>
                 <w:noProof/>
                 <w:webHidden/>
               </w:rPr>
-              <w:instrText xml:space="preserve"> PAGEREF _Toc238761543 \h </w:instrText>
-            </w:r>
-            <w:r>
-              <w:rPr>
-                <w:rFonts w:ascii="Arial" w:hAnsi="Arial" w:cs="Arial"/>
+              <w:instrText xml:space="preserve"> PAGEREF _Toc238762854 \h </w:instrText>
+            </w:r>
+            <w:r>
+              <w:rPr>
                 <w:noProof/>
                 <w:webHidden/>
               </w:rPr>
             </w:r>
             <w:r>
               <w:rPr>
-                <w:rFonts w:ascii="Arial" w:hAnsi="Arial" w:cs="Arial"/>
                 <w:noProof/>
                 <w:webHidden/>
               </w:rPr>
@@ -1009,15 +969,13 @@
             </w:r>
             <w:r>
               <w:rPr>
-                <w:rFonts w:ascii="Arial" w:hAnsi="Arial" w:cs="Arial"/>
                 <w:noProof/>
                 <w:webHidden/>
               </w:rPr>
-              <w:t>7</w:t>
-            </w:r>
-            <w:r>
-              <w:rPr>
-                <w:rFonts w:ascii="Arial" w:hAnsi="Arial" w:cs="Arial"/>
+              <w:t>8</w:t>
+            </w:r>
+            <w:r>
+              <w:rPr>
                 <w:noProof/>
                 <w:webHidden/>
               </w:rPr>
@@ -1033,12 +991,12 @@
             </w:tabs>
             <w:spacing w:line="360" w:lineRule="auto"/>
             <w:rPr>
-              <w:rFonts w:ascii="Arial" w:eastAsiaTheme="minorEastAsia" w:hAnsi="Arial" w:cs="Arial"/>
+              <w:rFonts w:eastAsiaTheme="minorEastAsia"/>
               <w:noProof/>
               <w:lang w:eastAsia="es-CL"/>
             </w:rPr>
           </w:pPr>
-          <w:hyperlink w:anchor="_Toc238761544" w:history="1">
+          <w:hyperlink w:anchor="_Toc238762855" w:history="1">
             <w:r>
               <w:rPr>
                 <w:rStyle w:val="Hipervnculo"/>
@@ -1049,7 +1007,6 @@
             </w:r>
             <w:r>
               <w:rPr>
-                <w:rFonts w:ascii="Arial" w:hAnsi="Arial" w:cs="Arial"/>
                 <w:noProof/>
                 <w:webHidden/>
               </w:rPr>
@@ -1057,7 +1014,6 @@
             </w:r>
             <w:r>
               <w:rPr>
-                <w:rFonts w:ascii="Arial" w:hAnsi="Arial" w:cs="Arial"/>
                 <w:noProof/>
                 <w:webHidden/>
               </w:rPr>
@@ -1065,22 +1021,19 @@
             </w:r>
             <w:r>
               <w:rPr>
-                <w:rFonts w:ascii="Arial" w:hAnsi="Arial" w:cs="Arial"/>
                 <w:noProof/>
                 <w:webHidden/>
               </w:rPr>
-              <w:instrText xml:space="preserve"> PAGEREF _Toc238761544 \h </w:instrText>
-            </w:r>
-            <w:r>
-              <w:rPr>
-                <w:rFonts w:ascii="Arial" w:hAnsi="Arial" w:cs="Arial"/>
+              <w:instrText xml:space="preserve"> PAGEREF _Toc238762855 \h </w:instrText>
+            </w:r>
+            <w:r>
+              <w:rPr>
                 <w:noProof/>
                 <w:webHidden/>
               </w:rPr>
             </w:r>
             <w:r>
               <w:rPr>
-                <w:rFonts w:ascii="Arial" w:hAnsi="Arial" w:cs="Arial"/>
                 <w:noProof/>
                 <w:webHidden/>
               </w:rPr>
@@ -1088,15 +1041,13 @@
             </w:r>
             <w:r>
               <w:rPr>
-                <w:rFonts w:ascii="Arial" w:hAnsi="Arial" w:cs="Arial"/>
                 <w:noProof/>
                 <w:webHidden/>
               </w:rPr>
-              <w:t>7</w:t>
-            </w:r>
-            <w:r>
-              <w:rPr>
-                <w:rFonts w:ascii="Arial" w:hAnsi="Arial" w:cs="Arial"/>
+              <w:t>9</w:t>
+            </w:r>
+            <w:r>
+              <w:rPr>
                 <w:noProof/>
                 <w:webHidden/>
               </w:rPr>
@@ -1112,12 +1063,12 @@
             </w:tabs>
             <w:spacing w:line="360" w:lineRule="auto"/>
             <w:rPr>
-              <w:rFonts w:ascii="Arial" w:eastAsiaTheme="minorEastAsia" w:hAnsi="Arial" w:cs="Arial"/>
+              <w:rFonts w:eastAsiaTheme="minorEastAsia"/>
               <w:noProof/>
               <w:lang w:eastAsia="es-CL"/>
             </w:rPr>
           </w:pPr>
-          <w:hyperlink w:anchor="_Toc238761545" w:history="1">
+          <w:hyperlink w:anchor="_Toc238762856" w:history="1">
             <w:r>
               <w:rPr>
                 <w:rStyle w:val="Hipervnculo"/>
@@ -1128,7 +1079,6 @@
             </w:r>
             <w:r>
               <w:rPr>
-                <w:rFonts w:ascii="Arial" w:hAnsi="Arial" w:cs="Arial"/>
                 <w:noProof/>
                 <w:webHidden/>
               </w:rPr>
@@ -1136,7 +1086,6 @@
             </w:r>
             <w:r>
               <w:rPr>
-                <w:rFonts w:ascii="Arial" w:hAnsi="Arial" w:cs="Arial"/>
                 <w:noProof/>
                 <w:webHidden/>
               </w:rPr>
@@ -1144,22 +1093,19 @@
             </w:r>
             <w:r>
               <w:rPr>
-                <w:rFonts w:ascii="Arial" w:hAnsi="Arial" w:cs="Arial"/>
                 <w:noProof/>
                 <w:webHidden/>
               </w:rPr>
-              <w:instrText xml:space="preserve"> PAGEREF _Toc238761545 \h </w:instrText>
-            </w:r>
-            <w:r>
-              <w:rPr>
-                <w:rFonts w:ascii="Arial" w:hAnsi="Arial" w:cs="Arial"/>
+              <w:instrText xml:space="preserve"> PAGEREF _Toc238762856 \h </w:instrText>
+            </w:r>
+            <w:r>
+              <w:rPr>
                 <w:noProof/>
                 <w:webHidden/>
               </w:rPr>
             </w:r>
             <w:r>
               <w:rPr>
-                <w:rFonts w:ascii="Arial" w:hAnsi="Arial" w:cs="Arial"/>
                 <w:noProof/>
                 <w:webHidden/>
               </w:rPr>
@@ -1167,15 +1113,13 @@
             </w:r>
             <w:r>
               <w:rPr>
-                <w:rFonts w:ascii="Arial" w:hAnsi="Arial" w:cs="Arial"/>
                 <w:noProof/>
                 <w:webHidden/>
               </w:rPr>
-              <w:t>8</w:t>
-            </w:r>
-            <w:r>
-              <w:rPr>
-                <w:rFonts w:ascii="Arial" w:hAnsi="Arial" w:cs="Arial"/>
+              <w:t>9</w:t>
+            </w:r>
+            <w:r>
+              <w:rPr>
                 <w:noProof/>
                 <w:webHidden/>
               </w:rPr>
@@ -1191,12 +1135,12 @@
             </w:tabs>
             <w:spacing w:line="360" w:lineRule="auto"/>
             <w:rPr>
-              <w:rFonts w:ascii="Arial" w:eastAsiaTheme="minorEastAsia" w:hAnsi="Arial" w:cs="Arial"/>
+              <w:rFonts w:eastAsiaTheme="minorEastAsia"/>
               <w:noProof/>
               <w:lang w:eastAsia="es-CL"/>
             </w:rPr>
           </w:pPr>
-          <w:hyperlink w:anchor="_Toc238761546" w:history="1">
+          <w:hyperlink w:anchor="_Toc238762857" w:history="1">
             <w:r>
               <w:rPr>
                 <w:rStyle w:val="Hipervnculo"/>
@@ -1207,7 +1151,6 @@
             </w:r>
             <w:r>
               <w:rPr>
-                <w:rFonts w:ascii="Arial" w:hAnsi="Arial" w:cs="Arial"/>
                 <w:noProof/>
                 <w:webHidden/>
               </w:rPr>
@@ -1215,7 +1158,6 @@
             </w:r>
             <w:r>
               <w:rPr>
-                <w:rFonts w:ascii="Arial" w:hAnsi="Arial" w:cs="Arial"/>
                 <w:noProof/>
                 <w:webHidden/>
               </w:rPr>
@@ -1223,22 +1165,19 @@
             </w:r>
             <w:r>
               <w:rPr>
-                <w:rFonts w:ascii="Arial" w:hAnsi="Arial" w:cs="Arial"/>
                 <w:noProof/>
                 <w:webHidden/>
               </w:rPr>
-              <w:instrText xml:space="preserve"> PAGEREF _Toc238761546 \h </w:instrText>
-            </w:r>
-            <w:r>
-              <w:rPr>
-                <w:rFonts w:ascii="Arial" w:hAnsi="Arial" w:cs="Arial"/>
+              <w:instrText xml:space="preserve"> PAGEREF _Toc238762857 \h </w:instrText>
+            </w:r>
+            <w:r>
+              <w:rPr>
                 <w:noProof/>
                 <w:webHidden/>
               </w:rPr>
             </w:r>
             <w:r>
               <w:rPr>
-                <w:rFonts w:ascii="Arial" w:hAnsi="Arial" w:cs="Arial"/>
                 <w:noProof/>
                 <w:webHidden/>
               </w:rPr>
@@ -1246,15 +1185,13 @@
             </w:r>
             <w:r>
               <w:rPr>
-                <w:rFonts w:ascii="Arial" w:hAnsi="Arial" w:cs="Arial"/>
                 <w:noProof/>
                 <w:webHidden/>
               </w:rPr>
-              <w:t>8</w:t>
-            </w:r>
-            <w:r>
-              <w:rPr>
-                <w:rFonts w:ascii="Arial" w:hAnsi="Arial" w:cs="Arial"/>
+              <w:t>10</w:t>
+            </w:r>
+            <w:r>
+              <w:rPr>
                 <w:noProof/>
                 <w:webHidden/>
               </w:rPr>
@@ -1270,12 +1207,12 @@
             </w:tabs>
             <w:spacing w:line="360" w:lineRule="auto"/>
             <w:rPr>
-              <w:rFonts w:ascii="Arial" w:eastAsiaTheme="minorEastAsia" w:hAnsi="Arial" w:cs="Arial"/>
+              <w:rFonts w:eastAsiaTheme="minorEastAsia"/>
               <w:noProof/>
               <w:lang w:eastAsia="es-CL"/>
             </w:rPr>
           </w:pPr>
-          <w:hyperlink w:anchor="_Toc238761547" w:history="1">
+          <w:hyperlink w:anchor="_Toc238762858" w:history="1">
             <w:r>
               <w:rPr>
                 <w:rStyle w:val="Hipervnculo"/>
@@ -1286,7 +1223,6 @@
             </w:r>
             <w:r>
               <w:rPr>
-                <w:rFonts w:ascii="Arial" w:hAnsi="Arial" w:cs="Arial"/>
                 <w:noProof/>
                 <w:webHidden/>
               </w:rPr>
@@ -1294,7 +1230,6 @@
             </w:r>
             <w:r>
               <w:rPr>
-                <w:rFonts w:ascii="Arial" w:hAnsi="Arial" w:cs="Arial"/>
                 <w:noProof/>
                 <w:webHidden/>
               </w:rPr>
@@ -1302,22 +1237,19 @@
             </w:r>
             <w:r>
               <w:rPr>
-                <w:rFonts w:ascii="Arial" w:hAnsi="Arial" w:cs="Arial"/>
                 <w:noProof/>
                 <w:webHidden/>
               </w:rPr>
-              <w:instrText xml:space="preserve"> PAGEREF _Toc238761547 \h </w:instrText>
-            </w:r>
-            <w:r>
-              <w:rPr>
-                <w:rFonts w:ascii="Arial" w:hAnsi="Arial" w:cs="Arial"/>
+              <w:instrText xml:space="preserve"> PAGEREF _Toc238762858 \h </w:instrText>
+            </w:r>
+            <w:r>
+              <w:rPr>
                 <w:noProof/>
                 <w:webHidden/>
               </w:rPr>
             </w:r>
             <w:r>
               <w:rPr>
-                <w:rFonts w:ascii="Arial" w:hAnsi="Arial" w:cs="Arial"/>
                 <w:noProof/>
                 <w:webHidden/>
               </w:rPr>
@@ -1325,15 +1257,13 @@
             </w:r>
             <w:r>
               <w:rPr>
-                <w:rFonts w:ascii="Arial" w:hAnsi="Arial" w:cs="Arial"/>
                 <w:noProof/>
                 <w:webHidden/>
               </w:rPr>
-              <w:t>9</w:t>
-            </w:r>
-            <w:r>
-              <w:rPr>
-                <w:rFonts w:ascii="Arial" w:hAnsi="Arial" w:cs="Arial"/>
+              <w:t>11</w:t>
+            </w:r>
+            <w:r>
+              <w:rPr>
                 <w:noProof/>
                 <w:webHidden/>
               </w:rPr>
@@ -1349,12 +1279,12 @@
             </w:tabs>
             <w:spacing w:line="360" w:lineRule="auto"/>
             <w:rPr>
-              <w:rFonts w:ascii="Arial" w:eastAsiaTheme="minorEastAsia" w:hAnsi="Arial" w:cs="Arial"/>
+              <w:rFonts w:eastAsiaTheme="minorEastAsia"/>
               <w:noProof/>
               <w:lang w:eastAsia="es-CL"/>
             </w:rPr>
           </w:pPr>
-          <w:hyperlink w:anchor="_Toc238761548" w:history="1">
+          <w:hyperlink w:anchor="_Toc238762859" w:history="1">
             <w:r>
               <w:rPr>
                 <w:rStyle w:val="Hipervnculo"/>
@@ -1365,7 +1295,6 @@
             </w:r>
             <w:r>
               <w:rPr>
-                <w:rFonts w:ascii="Arial" w:hAnsi="Arial" w:cs="Arial"/>
                 <w:noProof/>
                 <w:webHidden/>
               </w:rPr>
@@ -1373,7 +1302,6 @@
             </w:r>
             <w:r>
               <w:rPr>
-                <w:rFonts w:ascii="Arial" w:hAnsi="Arial" w:cs="Arial"/>
                 <w:noProof/>
                 <w:webHidden/>
               </w:rPr>
@@ -1381,22 +1309,19 @@
             </w:r>
             <w:r>
               <w:rPr>
-                <w:rFonts w:ascii="Arial" w:hAnsi="Arial" w:cs="Arial"/>
                 <w:noProof/>
                 <w:webHidden/>
               </w:rPr>
-              <w:instrText xml:space="preserve"> PAGEREF _Toc238761548 \h </w:instrText>
-            </w:r>
-            <w:r>
-              <w:rPr>
-                <w:rFonts w:ascii="Arial" w:hAnsi="Arial" w:cs="Arial"/>
+              <w:instrText xml:space="preserve"> PAGEREF _Toc238762859 \h </w:instrText>
+            </w:r>
+            <w:r>
+              <w:rPr>
                 <w:noProof/>
                 <w:webHidden/>
               </w:rPr>
             </w:r>
             <w:r>
               <w:rPr>
-                <w:rFonts w:ascii="Arial" w:hAnsi="Arial" w:cs="Arial"/>
                 <w:noProof/>
                 <w:webHidden/>
               </w:rPr>
@@ -1404,15 +1329,13 @@
             </w:r>
             <w:r>
               <w:rPr>
-                <w:rFonts w:ascii="Arial" w:hAnsi="Arial" w:cs="Arial"/>
                 <w:noProof/>
                 <w:webHidden/>
               </w:rPr>
-              <w:t>9</w:t>
-            </w:r>
-            <w:r>
-              <w:rPr>
-                <w:rFonts w:ascii="Arial" w:hAnsi="Arial" w:cs="Arial"/>
+              <w:t>12</w:t>
+            </w:r>
+            <w:r>
+              <w:rPr>
                 <w:noProof/>
                 <w:webHidden/>
               </w:rPr>
@@ -1428,12 +1351,12 @@
             </w:tabs>
             <w:spacing w:line="360" w:lineRule="auto"/>
             <w:rPr>
-              <w:rFonts w:ascii="Arial" w:eastAsiaTheme="minorEastAsia" w:hAnsi="Arial" w:cs="Arial"/>
+              <w:rFonts w:eastAsiaTheme="minorEastAsia"/>
               <w:noProof/>
               <w:lang w:eastAsia="es-CL"/>
             </w:rPr>
           </w:pPr>
-          <w:hyperlink w:anchor="_Toc238761549" w:history="1">
+          <w:hyperlink w:anchor="_Toc238762860" w:history="1">
             <w:r>
               <w:rPr>
                 <w:rStyle w:val="Hipervnculo"/>
@@ -1444,7 +1367,6 @@
             </w:r>
             <w:r>
               <w:rPr>
-                <w:rFonts w:ascii="Arial" w:hAnsi="Arial" w:cs="Arial"/>
                 <w:noProof/>
                 <w:webHidden/>
               </w:rPr>
@@ -1452,7 +1374,6 @@
             </w:r>
             <w:r>
               <w:rPr>
-                <w:rFonts w:ascii="Arial" w:hAnsi="Arial" w:cs="Arial"/>
                 <w:noProof/>
                 <w:webHidden/>
               </w:rPr>
@@ -1460,22 +1381,19 @@
             </w:r>
             <w:r>
               <w:rPr>
-                <w:rFonts w:ascii="Arial" w:hAnsi="Arial" w:cs="Arial"/>
                 <w:noProof/>
                 <w:webHidden/>
               </w:rPr>
-              <w:instrText xml:space="preserve"> PAGEREF _Toc238761549 \h </w:instrText>
-            </w:r>
-            <w:r>
-              <w:rPr>
-                <w:rFonts w:ascii="Arial" w:hAnsi="Arial" w:cs="Arial"/>
+              <w:instrText xml:space="preserve"> PAGEREF _Toc238762860 \h </w:instrText>
+            </w:r>
+            <w:r>
+              <w:rPr>
                 <w:noProof/>
                 <w:webHidden/>
               </w:rPr>
             </w:r>
             <w:r>
               <w:rPr>
-                <w:rFonts w:ascii="Arial" w:hAnsi="Arial" w:cs="Arial"/>
                 <w:noProof/>
                 <w:webHidden/>
               </w:rPr>
@@ -1483,15 +1401,13 @@
             </w:r>
             <w:r>
               <w:rPr>
-                <w:rFonts w:ascii="Arial" w:hAnsi="Arial" w:cs="Arial"/>
                 <w:noProof/>
                 <w:webHidden/>
               </w:rPr>
-              <w:t>10</w:t>
-            </w:r>
-            <w:r>
-              <w:rPr>
-                <w:rFonts w:ascii="Arial" w:hAnsi="Arial" w:cs="Arial"/>
+              <w:t>12</w:t>
+            </w:r>
+            <w:r>
+              <w:rPr>
                 <w:noProof/>
                 <w:webHidden/>
               </w:rPr>
@@ -1507,12 +1423,12 @@
             </w:tabs>
             <w:spacing w:line="360" w:lineRule="auto"/>
             <w:rPr>
-              <w:rFonts w:ascii="Arial" w:eastAsiaTheme="minorEastAsia" w:hAnsi="Arial" w:cs="Arial"/>
+              <w:rFonts w:eastAsiaTheme="minorEastAsia"/>
               <w:noProof/>
               <w:lang w:eastAsia="es-CL"/>
             </w:rPr>
           </w:pPr>
-          <w:hyperlink w:anchor="_Toc238761550" w:history="1">
+          <w:hyperlink w:anchor="_Toc238762861" w:history="1">
             <w:r>
               <w:rPr>
                 <w:rStyle w:val="Hipervnculo"/>
@@ -1523,7 +1439,6 @@
             </w:r>
             <w:r>
               <w:rPr>
-                <w:rFonts w:ascii="Arial" w:hAnsi="Arial" w:cs="Arial"/>
                 <w:noProof/>
                 <w:webHidden/>
               </w:rPr>
@@ -1531,7 +1446,6 @@
             </w:r>
             <w:r>
               <w:rPr>
-                <w:rFonts w:ascii="Arial" w:hAnsi="Arial" w:cs="Arial"/>
                 <w:noProof/>
                 <w:webHidden/>
               </w:rPr>
@@ -1539,22 +1453,19 @@
             </w:r>
             <w:r>
               <w:rPr>
-                <w:rFonts w:ascii="Arial" w:hAnsi="Arial" w:cs="Arial"/>
                 <w:noProof/>
                 <w:webHidden/>
               </w:rPr>
-              <w:instrText xml:space="preserve"> PAGEREF _Toc238761550 \h </w:instrText>
-            </w:r>
-            <w:r>
-              <w:rPr>
-                <w:rFonts w:ascii="Arial" w:hAnsi="Arial" w:cs="Arial"/>
+              <w:instrText xml:space="preserve"> PAGEREF _Toc238762861 \h </w:instrText>
+            </w:r>
+            <w:r>
+              <w:rPr>
                 <w:noProof/>
                 <w:webHidden/>
               </w:rPr>
             </w:r>
             <w:r>
               <w:rPr>
-                <w:rFonts w:ascii="Arial" w:hAnsi="Arial" w:cs="Arial"/>
                 <w:noProof/>
                 <w:webHidden/>
               </w:rPr>
@@ -1562,15 +1473,13 @@
             </w:r>
             <w:r>
               <w:rPr>
-                <w:rFonts w:ascii="Arial" w:hAnsi="Arial" w:cs="Arial"/>
                 <w:noProof/>
                 <w:webHidden/>
               </w:rPr>
-              <w:t>10</w:t>
-            </w:r>
-            <w:r>
-              <w:rPr>
-                <w:rFonts w:ascii="Arial" w:hAnsi="Arial" w:cs="Arial"/>
+              <w:t>13</w:t>
+            </w:r>
+            <w:r>
+              <w:rPr>
                 <w:noProof/>
                 <w:webHidden/>
               </w:rPr>
@@ -1645,7 +1554,7 @@
           <w:szCs w:val="32"/>
         </w:rPr>
       </w:pPr>
-      <w:bookmarkStart w:id="0" w:name="_Toc238761538"/>
+      <w:bookmarkStart w:id="0" w:name="_Toc238762849"/>
       <w:proofErr w:type="spellStart"/>
       <w:r>
         <w:rPr>
@@ -1689,6 +1598,7 @@
     <w:p>
       <w:pPr>
         <w:spacing w:line="360" w:lineRule="auto"/>
+        <w:ind w:left="708"/>
         <w:rPr>
           <w:rFonts w:ascii="Arial" w:hAnsi="Arial" w:cs="Arial"/>
         </w:rPr>
@@ -1715,6 +1625,7 @@
     <w:p>
       <w:pPr>
         <w:spacing w:line="360" w:lineRule="auto"/>
+        <w:ind w:left="708"/>
         <w:rPr>
           <w:rFonts w:ascii="Arial" w:hAnsi="Arial" w:cs="Arial"/>
         </w:rPr>
@@ -1757,6 +1668,7 @@
     <w:p>
       <w:pPr>
         <w:spacing w:line="360" w:lineRule="auto"/>
+        <w:ind w:left="708"/>
         <w:rPr>
           <w:rFonts w:ascii="Arial" w:hAnsi="Arial" w:cs="Arial"/>
         </w:rPr>
@@ -1791,14 +1703,16 @@
     <w:p>
       <w:pPr>
         <w:spacing w:line="360" w:lineRule="auto"/>
-        <w:rPr>
-          <w:rFonts w:ascii="Arial" w:hAnsi="Arial" w:cs="Arial"/>
-        </w:rPr>
-      </w:pPr>
-      <w:r>
-        <w:rPr>
-          <w:rFonts w:ascii="Arial" w:hAnsi="Arial" w:cs="Arial"/>
-        </w:rPr>
+        <w:ind w:left="708"/>
+        <w:rPr>
+          <w:rFonts w:ascii="Arial" w:hAnsi="Arial" w:cs="Arial"/>
+        </w:rPr>
+      </w:pPr>
+      <w:r>
+        <w:rPr>
+          <w:rFonts w:ascii="Arial" w:hAnsi="Arial" w:cs="Arial"/>
+        </w:rPr>
+        <w:lastRenderedPageBreak/>
         <w:t xml:space="preserve">Kobra </w:t>
       </w:r>
       <w:proofErr w:type="spellStart"/>
@@ -2030,7 +1944,6 @@
         <w:rPr>
           <w:rFonts w:ascii="Arial" w:hAnsi="Arial" w:cs="Arial"/>
         </w:rPr>
-        <w:lastRenderedPageBreak/>
         <w:t>payment</w:t>
       </w:r>
       <w:proofErr w:type="spellEnd"/>
@@ -2744,6 +2657,7 @@
     <w:p>
       <w:pPr>
         <w:spacing w:line="360" w:lineRule="auto"/>
+        <w:ind w:left="708"/>
         <w:rPr>
           <w:rFonts w:ascii="Arial" w:hAnsi="Arial" w:cs="Arial"/>
         </w:rPr>
@@ -3038,6 +2952,7 @@
     <w:p>
       <w:pPr>
         <w:spacing w:line="360" w:lineRule="auto"/>
+        <w:ind w:left="708"/>
         <w:rPr>
           <w:rFonts w:ascii="Arial" w:hAnsi="Arial" w:cs="Arial"/>
         </w:rPr>
@@ -3718,6 +3633,7 @@
     <w:p>
       <w:pPr>
         <w:spacing w:line="360" w:lineRule="auto"/>
+        <w:ind w:left="708"/>
         <w:rPr>
           <w:rFonts w:ascii="Arial" w:hAnsi="Arial" w:cs="Arial"/>
         </w:rPr>
@@ -4243,7 +4159,7 @@
           <w:szCs w:val="32"/>
         </w:rPr>
       </w:pPr>
-      <w:bookmarkStart w:id="1" w:name="_Toc238761539"/>
+      <w:bookmarkStart w:id="1" w:name="_Toc238762850"/>
       <w:r>
         <w:rPr>
           <w:rFonts w:ascii="Arial" w:eastAsia="Calibri" w:hAnsi="Arial" w:cs="Arial"/>
@@ -4283,7 +4199,15 @@
           <w:rFonts w:ascii="Arial" w:eastAsia="Calibri" w:hAnsi="Arial" w:cs="Arial"/>
           <w:color w:val="000000"/>
         </w:rPr>
-        <w:t>Kobra es una plataforma chilena de cobranza automatizada mediante inteligencia artificial. Contacta deudores por WhatsApp, llamadas y correo electrónico, negocia acuerdos dentro de la política que cada empresa acreedora autoriza previamente, deriva a un ejecutivo los casos sensibles y registra cada gestión en un panel de seguimiento. Hoy la plataforma acompaña al deudor hasta el acuerdo, pero no hasta el pago: cuando el deudor acepta pagar, la gestión registra el compromiso y ahí se detiene, porque el pago debe ejecutarse fuera de la conversación y su confirmación depende de una conciliación posterior.</w:t>
+        <w:t xml:space="preserve">Kobra es una plataforma chilena de cobranza automatizada mediante inteligencia artificial. Contacta deudores por WhatsApp, llamadas y correo electrónico, negocia acuerdos dentro de la política que cada empresa acreedora autoriza previamente, </w:t>
+      </w:r>
+      <w:r>
+        <w:rPr>
+          <w:rFonts w:ascii="Arial" w:eastAsia="Calibri" w:hAnsi="Arial" w:cs="Arial"/>
+          <w:color w:val="000000"/>
+        </w:rPr>
+        <w:lastRenderedPageBreak/>
+        <w:t>deriva a un ejecutivo los casos sensibles y registra cada gestión en un panel de seguimiento. Hoy la plataforma acompaña al deudor hasta el acuerdo, pero no hasta el pago: cuando el deudor acepta pagar, la gestión registra el compromiso y ahí se detiene, porque el pago debe ejecutarse fuera de la conversación y su confirmación depende de una conciliación posterior.</w:t>
       </w:r>
     </w:p>
     <w:p>
@@ -4307,7 +4231,6 @@
           <w:rFonts w:ascii="Arial" w:eastAsia="Calibri" w:hAnsi="Arial" w:cs="Arial"/>
           <w:color w:val="000000"/>
         </w:rPr>
-        <w:lastRenderedPageBreak/>
         <w:t xml:space="preserve">Este proyecto desarrolla los componentes que faltan para cerrar ese tramo. El primero es un </w:t>
       </w:r>
       <w:proofErr w:type="spellStart"/>
@@ -4394,7 +4317,7 @@
           <w:szCs w:val="28"/>
         </w:rPr>
       </w:pPr>
-      <w:bookmarkStart w:id="2" w:name="_Toc238761540"/>
+      <w:bookmarkStart w:id="2" w:name="_Toc238762851"/>
       <w:r>
         <w:rPr>
           <w:rFonts w:ascii="Arial" w:eastAsia="Calibri" w:hAnsi="Arial" w:cs="Arial"/>
@@ -4426,7 +4349,15 @@
           <w:rFonts w:ascii="Arial" w:eastAsia="Calibri" w:hAnsi="Arial" w:cs="Arial"/>
           <w:color w:val="000000"/>
         </w:rPr>
-        <w:t>La cobranza en Chile migró del teléfono a los canales digitales, y una parte creciente de la gestión ya no la ejecuta una persona sino un sistema automatizado. Esa migración resolvió el problema de la escala del contacto, pero no el del pago: la automatización avanzó sobre la conversación y se detuvo antes del dinero. El deudor puede ser contactado, informado y llegar a un acuerdo dentro del canal digital, pero el momento en que efectivamente paga ocurre fuera de él, mediante una transferencia manual o una coordinación con un ejecutivo. Ese salto de contexto es donde se pierde la conversión entre lo acordado y lo cobrado, y es donde se sitúa este proyecto.</w:t>
+        <w:t xml:space="preserve">La cobranza en Chile migró del teléfono a los canales digitales, y una parte creciente de la gestión ya no la ejecuta una persona sino un sistema automatizado. Esa migración resolvió el problema de la escala del contacto, pero no el del pago: la automatización avanzó sobre la conversación y se detuvo antes del dinero. El deudor puede ser contactado, informado y llegar a un acuerdo dentro del canal </w:t>
+      </w:r>
+      <w:r>
+        <w:rPr>
+          <w:rFonts w:ascii="Arial" w:eastAsia="Calibri" w:hAnsi="Arial" w:cs="Arial"/>
+          <w:color w:val="000000"/>
+        </w:rPr>
+        <w:lastRenderedPageBreak/>
+        <w:t>digital, pero el momento en que efectivamente paga ocurre fuera de él, mediante una transferencia manual o una coordinación con un ejecutivo. Ese salto de contexto es donde se pierde la conversión entre lo acordado y lo cobrado, y es donde se sitúa este proyecto.</w:t>
       </w:r>
     </w:p>
     <w:p>
@@ -4450,7 +4381,6 @@
           <w:rFonts w:ascii="Arial" w:eastAsia="Calibri" w:hAnsi="Arial" w:cs="Arial"/>
           <w:color w:val="000000"/>
         </w:rPr>
-        <w:lastRenderedPageBreak/>
         <w:t>Su operación funciona en tres etapas. El cliente conecta su cartera desde un archivo Excel, una planilla, un CSV, su ERP o una API, sin migrar de sistema. El agente contacta al deudor por WhatsApp, llamadas y correo electrónico, y negocia acuerdos de pago dentro de la política que la empresa acreedora autorizó previamente, derivando a un ejecutivo los casos sensibles. Finalmente, cada gestión queda registrada en un panel donde el cliente revisa quién respondió, qué se comprometió y qué quedó pendiente.</w:t>
       </w:r>
     </w:p>
@@ -4545,7 +4475,7 @@
           <w:szCs w:val="32"/>
         </w:rPr>
       </w:pPr>
-      <w:bookmarkStart w:id="3" w:name="_Toc238761541"/>
+      <w:bookmarkStart w:id="3" w:name="_Toc238762852"/>
       <w:r>
         <w:rPr>
           <w:rFonts w:ascii="Arial" w:eastAsia="Calibri" w:hAnsi="Arial" w:cs="Arial"/>
@@ -4631,7 +4561,15 @@
           <w:rFonts w:ascii="Arial" w:hAnsi="Arial" w:cs="Arial"/>
           <w:color w:val="000000"/>
         </w:rPr>
-        <w:t xml:space="preserve">Diseñar y generar soluciones de software innovadoras y de calidad, aplicando el ciclo de vida de éste. El proyecto recorre el ciclo completo: levantamiento de requerimientos con la contraparte técnica del cliente, diseño de la arquitectura y del modelo de datos, implementación del </w:t>
+        <w:t xml:space="preserve">Diseñar y generar soluciones de software innovadoras y de calidad, aplicando el ciclo de vida de éste. El proyecto recorre el ciclo completo: levantamiento de requerimientos con la contraparte técnica del cliente, </w:t>
+      </w:r>
+      <w:r>
+        <w:rPr>
+          <w:rFonts w:ascii="Arial" w:hAnsi="Arial" w:cs="Arial"/>
+          <w:color w:val="000000"/>
+        </w:rPr>
+        <w:lastRenderedPageBreak/>
+        <w:t xml:space="preserve">diseño de la arquitectura y del modelo de datos, implementación del </w:t>
       </w:r>
       <w:proofErr w:type="spellStart"/>
       <w:r>
@@ -4676,15 +4614,7 @@
           <w:rFonts w:ascii="Arial" w:hAnsi="Arial" w:cs="Arial"/>
           <w:color w:val="000000"/>
         </w:rPr>
-        <w:t xml:space="preserve">Diseñar y adaptar los procesos de ingeniería de requisitos, a través del uso de metodologías de vanguardia y estándares de la industria. Se especifican y validan con el cliente los requerimientos funcionales </w:t>
-      </w:r>
-      <w:r>
-        <w:rPr>
-          <w:rFonts w:ascii="Arial" w:hAnsi="Arial" w:cs="Arial"/>
-          <w:color w:val="000000"/>
-        </w:rPr>
-        <w:lastRenderedPageBreak/>
-        <w:t>y no funcionales de los tres componentes, con criterio de aceptación por requerimiento y trazabilidad hacia los casos de prueba.</w:t>
+        <w:t>Diseñar y adaptar los procesos de ingeniería de requisitos, a través del uso de metodologías de vanguardia y estándares de la industria. Se especifican y validan con el cliente los requerimientos funcionales y no funcionales de los tres componentes, con criterio de aceptación por requerimiento y trazabilidad hacia los casos de prueba.</w:t>
       </w:r>
     </w:p>
     <w:p>
@@ -4848,7 +4778,15 @@
           <w:rFonts w:ascii="Arial" w:hAnsi="Arial" w:cs="Arial"/>
           <w:color w:val="000000"/>
         </w:rPr>
-        <w:t>Desarrollar proyectos de software innovadores para plataformas y dispositivos móviles. El portal de autoatención tiene como caso de uso principal el teléfono móvil, porque el deudor llega desde un enlace recibido por WhatsApp. El diseño responsivo y la usabilidad en pantalla pequeña no son un accesorio del componente, sino su requisito central.</w:t>
+        <w:t xml:space="preserve">Desarrollar proyectos de software innovadores para plataformas y dispositivos móviles. El portal de autoatención tiene como caso de uso </w:t>
+      </w:r>
+      <w:r>
+        <w:rPr>
+          <w:rFonts w:ascii="Arial" w:hAnsi="Arial" w:cs="Arial"/>
+          <w:color w:val="000000"/>
+        </w:rPr>
+        <w:lastRenderedPageBreak/>
+        <w:t>principal el teléfono móvil, porque el deudor llega desde un enlace recibido por WhatsApp. El diseño responsivo y la usabilidad en pantalla pequeña no son un accesorio del componente, sino su requisito central.</w:t>
       </w:r>
     </w:p>
     <w:p>
@@ -4861,14 +4799,13 @@
           <w:szCs w:val="32"/>
         </w:rPr>
       </w:pPr>
-      <w:bookmarkStart w:id="4" w:name="_Toc238761542"/>
+      <w:bookmarkStart w:id="4" w:name="_Toc238762853"/>
       <w:r>
         <w:rPr>
           <w:rFonts w:ascii="Arial" w:eastAsia="Calibri" w:hAnsi="Arial" w:cs="Arial"/>
           <w:sz w:val="32"/>
           <w:szCs w:val="32"/>
         </w:rPr>
-        <w:lastRenderedPageBreak/>
         <w:t>Relación del proyecto con tus intereses profesionales.</w:t>
       </w:r>
       <w:bookmarkEnd w:id="4"/>
@@ -5028,7 +4965,7 @@
           <w:szCs w:val="32"/>
         </w:rPr>
       </w:pPr>
-      <w:bookmarkStart w:id="5" w:name="_Toc238761543"/>
+      <w:bookmarkStart w:id="5" w:name="_Toc238762854"/>
       <w:r>
         <w:rPr>
           <w:rFonts w:ascii="Arial" w:eastAsia="Calibri" w:hAnsi="Arial" w:cs="Arial"/>
@@ -5100,7 +5037,15 @@
           <w:rFonts w:ascii="Arial" w:eastAsia="Calibri" w:hAnsi="Arial" w:cs="Arial"/>
           <w:color w:val="000000"/>
         </w:rPr>
-        <w:t xml:space="preserve"> y Mercado Pago). Además, se ha excluido explícitamente del alcance inicial la integración de la API de pagarés y el cobro automático, condicionándolos a futuras definiciones del cliente, lo que protege los tiempos de desarrollo.</w:t>
+        <w:t xml:space="preserve"> y Mercado </w:t>
+      </w:r>
+      <w:r>
+        <w:rPr>
+          <w:rFonts w:ascii="Arial" w:eastAsia="Calibri" w:hAnsi="Arial" w:cs="Arial"/>
+          <w:color w:val="000000"/>
+        </w:rPr>
+        <w:lastRenderedPageBreak/>
+        <w:t>Pago). Además, se ha excluido explícitamente del alcance inicial la integración de la API de pagarés y el cobro automático, condicionándolos a futuras definiciones del cliente, lo que protege los tiempos de desarrollo.</w:t>
       </w:r>
     </w:p>
     <w:p>
@@ -5140,15 +5085,7 @@
           <w:rFonts w:ascii="Arial" w:eastAsia="Calibri" w:hAnsi="Arial" w:cs="Arial"/>
           <w:color w:val="000000"/>
         </w:rPr>
-        <w:t xml:space="preserve"> y la gestión de la base de datos mediante </w:t>
-      </w:r>
-      <w:r>
-        <w:rPr>
-          <w:rFonts w:ascii="Arial" w:eastAsia="Calibri" w:hAnsi="Arial" w:cs="Arial"/>
-          <w:color w:val="000000"/>
-        </w:rPr>
-        <w:lastRenderedPageBreak/>
-        <w:t xml:space="preserve">tecnologías sólidas de dominio previo —como Java, el </w:t>
+        <w:t xml:space="preserve"> y la gestión de la base de datos mediante tecnologías sólidas de dominio previo —como Java, el </w:t>
       </w:r>
       <w:proofErr w:type="spellStart"/>
       <w:r>
@@ -5177,7 +5114,7 @@
           <w:szCs w:val="32"/>
         </w:rPr>
       </w:pPr>
-      <w:bookmarkStart w:id="6" w:name="_Toc238761544"/>
+      <w:bookmarkStart w:id="6" w:name="_Toc238762855"/>
       <w:r>
         <w:rPr>
           <w:rFonts w:ascii="Arial" w:eastAsia="Calibri" w:hAnsi="Arial" w:cs="Arial"/>
@@ -5456,13 +5393,14 @@
           <w:szCs w:val="32"/>
         </w:rPr>
       </w:pPr>
-      <w:bookmarkStart w:id="7" w:name="_Toc238761545"/>
+      <w:bookmarkStart w:id="7" w:name="_Toc238762856"/>
       <w:r>
         <w:rPr>
           <w:rFonts w:ascii="Arial" w:eastAsia="Calibri" w:hAnsi="Arial" w:cs="Arial"/>
           <w:sz w:val="32"/>
           <w:szCs w:val="32"/>
         </w:rPr>
+        <w:lastRenderedPageBreak/>
         <w:t>Propuesta metodológica de trabajo que permita alcanzar los objetivos.</w:t>
       </w:r>
       <w:bookmarkEnd w:id="7"/>
@@ -5520,7 +5458,6 @@
           <w:rFonts w:ascii="Arial" w:hAnsi="Arial" w:cs="Arial"/>
           <w:color w:val="000000"/>
         </w:rPr>
-        <w:lastRenderedPageBreak/>
         <w:t xml:space="preserve">Este enfoque es el más adecuado porque los proyectos de integración de software (especialmente con </w:t>
       </w:r>
       <w:proofErr w:type="spellStart"/>
@@ -5639,7 +5576,7 @@
           <w:szCs w:val="32"/>
         </w:rPr>
       </w:pPr>
-      <w:bookmarkStart w:id="8" w:name="_Toc238761546"/>
+      <w:bookmarkStart w:id="8" w:name="_Toc238762857"/>
       <w:r>
         <w:rPr>
           <w:rFonts w:ascii="Arial" w:eastAsia="Calibri" w:hAnsi="Arial" w:cs="Arial"/>
@@ -5850,6 +5787,7 @@
               <w:rPr>
                 <w:rFonts w:ascii="Arial" w:hAnsi="Arial" w:cs="Arial"/>
               </w:rPr>
+              <w:lastRenderedPageBreak/>
               <w:t>Fase 2: Desarrollo Core y Simulador</w:t>
             </w:r>
           </w:p>
@@ -5909,7 +5847,6 @@
               <w:rPr>
                 <w:rFonts w:ascii="Arial" w:hAnsi="Arial" w:cs="Arial"/>
               </w:rPr>
-              <w:lastRenderedPageBreak/>
               <w:t>Fase 3: Integración de Pasarelas (API)</w:t>
             </w:r>
           </w:p>
@@ -6208,13 +6145,14 @@
           <w:szCs w:val="32"/>
         </w:rPr>
       </w:pPr>
-      <w:bookmarkStart w:id="9" w:name="_Toc238761547"/>
+      <w:bookmarkStart w:id="9" w:name="_Toc238762858"/>
       <w:r>
         <w:rPr>
           <w:rFonts w:ascii="Arial" w:eastAsia="Calibri" w:hAnsi="Arial" w:cs="Arial"/>
           <w:sz w:val="32"/>
           <w:szCs w:val="32"/>
         </w:rPr>
+        <w:lastRenderedPageBreak/>
         <w:t>Propuesta de evidencias que darán cuenta del logro de las actividades.</w:t>
       </w:r>
       <w:bookmarkEnd w:id="9"/>
@@ -6336,7 +6274,6 @@
         <w:rPr>
           <w:rFonts w:ascii="Arial" w:hAnsi="Arial" w:cs="Arial"/>
         </w:rPr>
-        <w:lastRenderedPageBreak/>
         <w:t>Desarrollo: Código fuente alojado y versionado en un repositorio (ej. GitHub/</w:t>
       </w:r>
       <w:proofErr w:type="spellStart"/>
@@ -6463,7 +6400,7 @@
           <w:szCs w:val="32"/>
         </w:rPr>
       </w:pPr>
-      <w:bookmarkStart w:id="10" w:name="_Toc238761548"/>
+      <w:bookmarkStart w:id="10" w:name="_Toc238762859"/>
       <w:r>
         <w:rPr>
           <w:rFonts w:ascii="Arial" w:hAnsi="Arial" w:cs="Arial"/>
@@ -7318,6 +7255,7 @@
         <w:rPr>
           <w:rFonts w:ascii="Arial" w:hAnsi="Arial" w:cs="Arial"/>
         </w:rPr>
+        <w:lastRenderedPageBreak/>
         <w:t>automated</w:t>
       </w:r>
       <w:proofErr w:type="spellEnd"/>
@@ -7534,7 +7472,7 @@
           <w:szCs w:val="32"/>
         </w:rPr>
       </w:pPr>
-      <w:bookmarkStart w:id="11" w:name="_Toc238761549"/>
+      <w:bookmarkStart w:id="11" w:name="_Toc238762860"/>
       <w:r>
         <w:rPr>
           <w:rFonts w:ascii="Arial" w:hAnsi="Arial" w:cs="Arial"/>
@@ -8251,7 +8189,6 @@
         <w:rPr>
           <w:rFonts w:ascii="Arial" w:hAnsi="Arial" w:cs="Arial"/>
         </w:rPr>
-        <w:lastRenderedPageBreak/>
         <w:t>However</w:t>
       </w:r>
       <w:proofErr w:type="spellEnd"/>
@@ -9764,7 +9701,7 @@
           <w:szCs w:val="32"/>
         </w:rPr>
       </w:pPr>
-      <w:bookmarkStart w:id="12" w:name="_Toc238761550"/>
+      <w:bookmarkStart w:id="12" w:name="_Toc238762861"/>
       <w:r>
         <w:rPr>
           <w:rFonts w:ascii="Arial" w:hAnsi="Arial" w:cs="Arial"/>
@@ -9820,6 +9757,7 @@
         <w:rPr>
           <w:rFonts w:ascii="Arial" w:hAnsi="Arial" w:cs="Arial"/>
         </w:rPr>
+        <w:lastRenderedPageBreak/>
         <w:t>Khipu</w:t>
       </w:r>
       <w:proofErr w:type="spellEnd"/>
